--- a/assessment/risk_tables/h2_modls_output.docx
+++ b/assessment/risk_tables/h2_modls_output.docx
@@ -455,7 +455,7 @@
               <w:jc w:val="center"/>
             </w:pPr>
             <w:r>
-              <w:t xml:space="preserve">9847</w:t>
+              <w:t xml:space="preserve">10702</w:t>
             </w:r>
           </w:p>
         </w:tc>
@@ -487,7 +487,7 @@
               <w:jc w:val="center"/>
             </w:pPr>
             <w:r>
-              <w:t xml:space="preserve">12804</w:t>
+              <w:t xml:space="preserve">13425</w:t>
             </w:r>
           </w:p>
         </w:tc>
@@ -519,7 +519,7 @@
               <w:jc w:val="center"/>
             </w:pPr>
             <w:r>
-              <w:t xml:space="preserve">13395</w:t>
+              <w:t xml:space="preserve">13267</w:t>
             </w:r>
           </w:p>
         </w:tc>
@@ -601,7 +601,7 @@
               <w:jc w:val="center"/>
             </w:pPr>
             <w:r>
-              <w:t xml:space="preserve">8000</w:t>
+              <w:t xml:space="preserve">8722</w:t>
             </w:r>
           </w:p>
         </w:tc>
@@ -633,7 +633,7 @@
               <w:jc w:val="center"/>
             </w:pPr>
             <w:r>
-              <w:t xml:space="preserve">6894</w:t>
+              <w:t xml:space="preserve">6977</w:t>
             </w:r>
           </w:p>
         </w:tc>
@@ -665,7 +665,7 @@
               <w:jc w:val="center"/>
             </w:pPr>
             <w:r>
-              <w:t xml:space="preserve">5798</w:t>
+              <w:t xml:space="preserve">5418</w:t>
             </w:r>
           </w:p>
         </w:tc>
@@ -697,23 +697,23 @@
               <w:jc w:val="center"/>
             </w:pPr>
             <w:r>
-              <w:t xml:space="preserve">1196</w:t>
-            </w:r>
-          </w:p>
-        </w:tc>
-        <w:tc>
-          <w:tcPr/>
-          <w:p>
-            <w:pPr>
-              <w:numPr>
-                <w:ilvl w:val="0"/>
-                <w:numId w:val="1000"/>
-              </w:numPr>
-              <w:pStyle w:val="Compact"/>
-              <w:jc w:val="center"/>
-            </w:pPr>
-            <w:r>
-              <w:t xml:space="preserve">1296</w:t>
+              <w:t xml:space="preserve">1264</w:t>
+            </w:r>
+          </w:p>
+        </w:tc>
+        <w:tc>
+          <w:tcPr/>
+          <w:p>
+            <w:pPr>
+              <w:numPr>
+                <w:ilvl w:val="0"/>
+                <w:numId w:val="1000"/>
+              </w:numPr>
+              <w:pStyle w:val="Compact"/>
+              <w:jc w:val="center"/>
+            </w:pPr>
+            <w:r>
+              <w:t xml:space="preserve">1404</w:t>
             </w:r>
           </w:p>
         </w:tc>
@@ -747,7 +747,7 @@
               <w:jc w:val="center"/>
             </w:pPr>
             <w:r>
-              <w:t xml:space="preserve">8865</w:t>
+              <w:t xml:space="preserve">9674</w:t>
             </w:r>
           </w:p>
         </w:tc>
@@ -779,7 +779,7 @@
               <w:jc w:val="center"/>
             </w:pPr>
             <w:r>
-              <w:t xml:space="preserve">9181</w:t>
+              <w:t xml:space="preserve">9533</w:t>
             </w:r>
           </w:p>
         </w:tc>
@@ -811,7 +811,7 @@
               <w:jc w:val="center"/>
             </w:pPr>
             <w:r>
-              <w:t xml:space="preserve">8377</w:t>
+              <w:t xml:space="preserve">8106</w:t>
             </w:r>
           </w:p>
         </w:tc>
@@ -843,23 +843,23 @@
               <w:jc w:val="center"/>
             </w:pPr>
             <w:r>
-              <w:t xml:space="preserve">613</w:t>
-            </w:r>
-          </w:p>
-        </w:tc>
-        <w:tc>
-          <w:tcPr/>
-          <w:p>
-            <w:pPr>
-              <w:numPr>
-                <w:ilvl w:val="0"/>
-                <w:numId w:val="1000"/>
-              </w:numPr>
-              <w:pStyle w:val="Compact"/>
-              <w:jc w:val="center"/>
-            </w:pPr>
-            <w:r>
-              <w:t xml:space="preserve">722</w:t>
+              <w:t xml:space="preserve">631</w:t>
+            </w:r>
+          </w:p>
+        </w:tc>
+        <w:tc>
+          <w:tcPr/>
+          <w:p>
+            <w:pPr>
+              <w:numPr>
+                <w:ilvl w:val="0"/>
+                <w:numId w:val="1000"/>
+              </w:numPr>
+              <w:pStyle w:val="Compact"/>
+              <w:jc w:val="center"/>
+            </w:pPr>
+            <w:r>
+              <w:t xml:space="preserve">763</w:t>
             </w:r>
           </w:p>
         </w:tc>
@@ -893,7 +893,7 @@
               <w:jc w:val="center"/>
             </w:pPr>
             <w:r>
-              <w:t xml:space="preserve">8571</w:t>
+              <w:t xml:space="preserve">9367</w:t>
             </w:r>
           </w:p>
         </w:tc>
@@ -925,7 +925,7 @@
               <w:jc w:val="center"/>
             </w:pPr>
             <w:r>
-              <w:t xml:space="preserve">8322</w:t>
+              <w:t xml:space="preserve">8610</w:t>
             </w:r>
           </w:p>
         </w:tc>
@@ -957,7 +957,7 @@
               <w:jc w:val="center"/>
             </w:pPr>
             <w:r>
-              <w:t xml:space="preserve">7356</w:t>
+              <w:t xml:space="preserve">7072</w:t>
             </w:r>
           </w:p>
         </w:tc>
@@ -989,23 +989,23 @@
               <w:jc w:val="center"/>
             </w:pPr>
             <w:r>
-              <w:t xml:space="preserve">806</w:t>
-            </w:r>
-          </w:p>
-        </w:tc>
-        <w:tc>
-          <w:tcPr/>
-          <w:p>
-            <w:pPr>
-              <w:numPr>
-                <w:ilvl w:val="0"/>
-                <w:numId w:val="1000"/>
-              </w:numPr>
-              <w:pStyle w:val="Compact"/>
-              <w:jc w:val="center"/>
-            </w:pPr>
-            <w:r>
-              <w:t xml:space="preserve">924</w:t>
+              <w:t xml:space="preserve">830</w:t>
+            </w:r>
+          </w:p>
+        </w:tc>
+        <w:tc>
+          <w:tcPr/>
+          <w:p>
+            <w:pPr>
+              <w:numPr>
+                <w:ilvl w:val="0"/>
+                <w:numId w:val="1000"/>
+              </w:numPr>
+              <w:pStyle w:val="Compact"/>
+              <w:jc w:val="center"/>
+            </w:pPr>
+            <w:r>
+              <w:t xml:space="preserve">978</w:t>
             </w:r>
           </w:p>
         </w:tc>
@@ -1039,7 +1039,7 @@
               <w:jc w:val="center"/>
             </w:pPr>
             <w:r>
-              <w:t xml:space="preserve">8293</w:t>
+              <w:t xml:space="preserve">9075</w:t>
             </w:r>
           </w:p>
         </w:tc>
@@ -1071,7 +1071,7 @@
               <w:jc w:val="center"/>
             </w:pPr>
             <w:r>
-              <w:t xml:space="preserve">7589</w:t>
+              <w:t xml:space="preserve">7823</w:t>
             </w:r>
           </w:p>
         </w:tc>
@@ -1103,7 +1103,7 @@
               <w:jc w:val="center"/>
             </w:pPr>
             <w:r>
-              <w:t xml:space="preserve">6535</w:t>
+              <w:t xml:space="preserve">6247</w:t>
             </w:r>
           </w:p>
         </w:tc>
@@ -1135,23 +1135,23 @@
               <w:jc w:val="center"/>
             </w:pPr>
             <w:r>
-              <w:t xml:space="preserve">993</w:t>
-            </w:r>
-          </w:p>
-        </w:tc>
-        <w:tc>
-          <w:tcPr/>
-          <w:p>
-            <w:pPr>
-              <w:numPr>
-                <w:ilvl w:val="0"/>
-                <w:numId w:val="1000"/>
-              </w:numPr>
-              <w:pStyle w:val="Compact"/>
-              <w:jc w:val="center"/>
-            </w:pPr>
-            <w:r>
-              <w:t xml:space="preserve">1109</w:t>
+              <w:t xml:space="preserve">1023</w:t>
+            </w:r>
+          </w:p>
+        </w:tc>
+        <w:tc>
+          <w:tcPr/>
+          <w:p>
+            <w:pPr>
+              <w:numPr>
+                <w:ilvl w:val="0"/>
+                <w:numId w:val="1000"/>
+              </w:numPr>
+              <w:pStyle w:val="Compact"/>
+              <w:jc w:val="center"/>
+            </w:pPr>
+            <w:r>
+              <w:t xml:space="preserve">1175</w:t>
             </w:r>
           </w:p>
         </w:tc>

--- a/assessment/risk_tables/h2_modls_output.docx
+++ b/assessment/risk_tables/h2_modls_output.docx
@@ -119,7 +119,7 @@
                 </m:e>
                 <m:sub>
                   <m:r>
-                    <m:t>2021</m:t>
+                    <m:t>2022</m:t>
                   </m:r>
                 </m:sub>
               </m:sSub>
@@ -146,7 +146,7 @@
                 </m:e>
                 <m:sub>
                   <m:r>
-                    <m:t>2023</m:t>
+                    <m:t>2024</m:t>
                   </m:r>
                 </m:sub>
               </m:sSub>
@@ -176,7 +176,7 @@
                 </m:e>
                 <m:sub>
                   <m:r>
-                    <m:t>2023</m:t>
+                    <m:t>2024</m:t>
                   </m:r>
                 </m:sub>
               </m:sSub>
@@ -235,7 +235,7 @@
                 </m:e>
                 <m:sub>
                   <m:r>
-                    <m:t>2027</m:t>
+                    <m:t>2028</m:t>
                   </m:r>
                 </m:sub>
               </m:sSub>
@@ -265,7 +265,7 @@
                 </m:e>
                 <m:sub>
                   <m:r>
-                    <m:t>2027</m:t>
+                    <m:t>2028</m:t>
                   </m:r>
                 </m:sub>
               </m:sSub>
@@ -324,7 +324,7 @@
                 </m:e>
                 <m:sub>
                   <m:r>
-                    <m:t>2031</m:t>
+                    <m:t>2032</m:t>
                   </m:r>
                 </m:sub>
               </m:sSub>
@@ -354,7 +354,7 @@
                 </m:e>
                 <m:sub>
                   <m:r>
-                    <m:t>2031</m:t>
+                    <m:t>2032</m:t>
                   </m:r>
                 </m:sub>
               </m:sSub>
@@ -405,23 +405,23 @@
               <w:jc w:val="center"/>
             </w:pPr>
             <w:r>
-              <w:t xml:space="preserve">Catch 2022 (kt)</w:t>
-            </w:r>
-          </w:p>
-        </w:tc>
-        <w:tc>
-          <w:tcPr/>
-          <w:p>
-            <w:pPr>
-              <w:numPr>
-                <w:ilvl w:val="0"/>
-                <w:numId w:val="1000"/>
-              </w:numPr>
-              <w:pStyle w:val="Compact"/>
-              <w:jc w:val="center"/>
-            </w:pPr>
-            <w:r>
               <w:t xml:space="preserve">Catch 2023 (kt)</w:t>
+            </w:r>
+          </w:p>
+        </w:tc>
+        <w:tc>
+          <w:tcPr/>
+          <w:p>
+            <w:pPr>
+              <w:numPr>
+                <w:ilvl w:val="0"/>
+                <w:numId w:val="1000"/>
+              </w:numPr>
+              <w:pStyle w:val="Compact"/>
+              <w:jc w:val="center"/>
+            </w:pPr>
+            <w:r>
+              <w:t xml:space="preserve">Catch 2024 (kt)</w:t>
             </w:r>
           </w:p>
         </w:tc>
@@ -455,7 +455,7 @@
               <w:jc w:val="center"/>
             </w:pPr>
             <w:r>
-              <w:t xml:space="preserve">10702</w:t>
+              <w:t xml:space="preserve">15134</w:t>
             </w:r>
           </w:p>
         </w:tc>
@@ -487,7 +487,7 @@
               <w:jc w:val="center"/>
             </w:pPr>
             <w:r>
-              <w:t xml:space="preserve">13425</w:t>
+              <w:t xml:space="preserve">16487</w:t>
             </w:r>
           </w:p>
         </w:tc>
@@ -519,7 +519,7 @@
               <w:jc w:val="center"/>
             </w:pPr>
             <w:r>
-              <w:t xml:space="preserve">13267</w:t>
+              <w:t xml:space="preserve">16301</w:t>
             </w:r>
           </w:p>
         </w:tc>
@@ -601,119 +601,119 @@
               <w:jc w:val="center"/>
             </w:pPr>
             <w:r>
-              <w:t xml:space="preserve">8722</w:t>
-            </w:r>
-          </w:p>
-        </w:tc>
-        <w:tc>
-          <w:tcPr/>
-          <w:p>
-            <w:pPr>
-              <w:numPr>
-                <w:ilvl w:val="0"/>
-                <w:numId w:val="1000"/>
-              </w:numPr>
-              <w:pStyle w:val="Compact"/>
-              <w:jc w:val="center"/>
-            </w:pPr>
-            <w:r>
-              <w:t xml:space="preserve">100</w:t>
-            </w:r>
-          </w:p>
-        </w:tc>
-        <w:tc>
-          <w:tcPr/>
-          <w:p>
-            <w:pPr>
-              <w:numPr>
-                <w:ilvl w:val="0"/>
-                <w:numId w:val="1000"/>
-              </w:numPr>
-              <w:pStyle w:val="Compact"/>
-              <w:jc w:val="center"/>
-            </w:pPr>
-            <w:r>
-              <w:t xml:space="preserve">6977</w:t>
-            </w:r>
-          </w:p>
-        </w:tc>
-        <w:tc>
-          <w:tcPr/>
-          <w:p>
-            <w:pPr>
-              <w:numPr>
-                <w:ilvl w:val="0"/>
-                <w:numId w:val="1000"/>
-              </w:numPr>
-              <w:pStyle w:val="Compact"/>
-              <w:jc w:val="center"/>
-            </w:pPr>
-            <w:r>
-              <w:t xml:space="preserve">100</w:t>
-            </w:r>
-          </w:p>
-        </w:tc>
-        <w:tc>
-          <w:tcPr/>
-          <w:p>
-            <w:pPr>
-              <w:numPr>
-                <w:ilvl w:val="0"/>
-                <w:numId w:val="1000"/>
-              </w:numPr>
-              <w:pStyle w:val="Compact"/>
-              <w:jc w:val="center"/>
-            </w:pPr>
-            <w:r>
-              <w:t xml:space="preserve">5418</w:t>
-            </w:r>
-          </w:p>
-        </w:tc>
-        <w:tc>
-          <w:tcPr/>
-          <w:p>
-            <w:pPr>
-              <w:numPr>
-                <w:ilvl w:val="0"/>
-                <w:numId w:val="1000"/>
-              </w:numPr>
-              <w:pStyle w:val="Compact"/>
-              <w:jc w:val="center"/>
-            </w:pPr>
-            <w:r>
-              <w:t xml:space="preserve">100</w:t>
-            </w:r>
-          </w:p>
-        </w:tc>
-        <w:tc>
-          <w:tcPr/>
-          <w:p>
-            <w:pPr>
-              <w:numPr>
-                <w:ilvl w:val="0"/>
-                <w:numId w:val="1000"/>
-              </w:numPr>
-              <w:pStyle w:val="Compact"/>
-              <w:jc w:val="center"/>
-            </w:pPr>
-            <w:r>
-              <w:t xml:space="preserve">1264</w:t>
-            </w:r>
-          </w:p>
-        </w:tc>
-        <w:tc>
-          <w:tcPr/>
-          <w:p>
-            <w:pPr>
-              <w:numPr>
-                <w:ilvl w:val="0"/>
-                <w:numId w:val="1000"/>
-              </w:numPr>
-              <w:pStyle w:val="Compact"/>
-              <w:jc w:val="center"/>
-            </w:pPr>
-            <w:r>
-              <w:t xml:space="preserve">1404</w:t>
+              <w:t xml:space="preserve">9645</w:t>
+            </w:r>
+          </w:p>
+        </w:tc>
+        <w:tc>
+          <w:tcPr/>
+          <w:p>
+            <w:pPr>
+              <w:numPr>
+                <w:ilvl w:val="0"/>
+                <w:numId w:val="1000"/>
+              </w:numPr>
+              <w:pStyle w:val="Compact"/>
+              <w:jc w:val="center"/>
+            </w:pPr>
+            <w:r>
+              <w:t xml:space="preserve">99</w:t>
+            </w:r>
+          </w:p>
+        </w:tc>
+        <w:tc>
+          <w:tcPr/>
+          <w:p>
+            <w:pPr>
+              <w:numPr>
+                <w:ilvl w:val="0"/>
+                <w:numId w:val="1000"/>
+              </w:numPr>
+              <w:pStyle w:val="Compact"/>
+              <w:jc w:val="center"/>
+            </w:pPr>
+            <w:r>
+              <w:t xml:space="preserve">6385</w:t>
+            </w:r>
+          </w:p>
+        </w:tc>
+        <w:tc>
+          <w:tcPr/>
+          <w:p>
+            <w:pPr>
+              <w:numPr>
+                <w:ilvl w:val="0"/>
+                <w:numId w:val="1000"/>
+              </w:numPr>
+              <w:pStyle w:val="Compact"/>
+              <w:jc w:val="center"/>
+            </w:pPr>
+            <w:r>
+              <w:t xml:space="preserve">70</w:t>
+            </w:r>
+          </w:p>
+        </w:tc>
+        <w:tc>
+          <w:tcPr/>
+          <w:p>
+            <w:pPr>
+              <w:numPr>
+                <w:ilvl w:val="0"/>
+                <w:numId w:val="1000"/>
+              </w:numPr>
+              <w:pStyle w:val="Compact"/>
+              <w:jc w:val="center"/>
+            </w:pPr>
+            <w:r>
+              <w:t xml:space="preserve">5661</w:t>
+            </w:r>
+          </w:p>
+        </w:tc>
+        <w:tc>
+          <w:tcPr/>
+          <w:p>
+            <w:pPr>
+              <w:numPr>
+                <w:ilvl w:val="0"/>
+                <w:numId w:val="1000"/>
+              </w:numPr>
+              <w:pStyle w:val="Compact"/>
+              <w:jc w:val="center"/>
+            </w:pPr>
+            <w:r>
+              <w:t xml:space="preserve">55</w:t>
+            </w:r>
+          </w:p>
+        </w:tc>
+        <w:tc>
+          <w:tcPr/>
+          <w:p>
+            <w:pPr>
+              <w:numPr>
+                <w:ilvl w:val="0"/>
+                <w:numId w:val="1000"/>
+              </w:numPr>
+              <w:pStyle w:val="Compact"/>
+              <w:jc w:val="center"/>
+            </w:pPr>
+            <w:r>
+              <w:t xml:space="preserve">2829</w:t>
+            </w:r>
+          </w:p>
+        </w:tc>
+        <w:tc>
+          <w:tcPr/>
+          <w:p>
+            <w:pPr>
+              <w:numPr>
+                <w:ilvl w:val="0"/>
+                <w:numId w:val="1000"/>
+              </w:numPr>
+              <w:pStyle w:val="Compact"/>
+              <w:jc w:val="center"/>
+            </w:pPr>
+            <w:r>
+              <w:t xml:space="preserve">2329</w:t>
             </w:r>
           </w:p>
         </w:tc>
@@ -747,7 +747,7 @@
               <w:jc w:val="center"/>
             </w:pPr>
             <w:r>
-              <w:t xml:space="preserve">9674</w:t>
+              <w:t xml:space="preserve">13705</w:t>
             </w:r>
           </w:p>
         </w:tc>
@@ -779,7 +779,7 @@
               <w:jc w:val="center"/>
             </w:pPr>
             <w:r>
-              <w:t xml:space="preserve">9533</w:t>
+              <w:t xml:space="preserve">12564</w:t>
             </w:r>
           </w:p>
         </w:tc>
@@ -811,55 +811,55 @@
               <w:jc w:val="center"/>
             </w:pPr>
             <w:r>
-              <w:t xml:space="preserve">8106</w:t>
-            </w:r>
-          </w:p>
-        </w:tc>
-        <w:tc>
-          <w:tcPr/>
-          <w:p>
-            <w:pPr>
-              <w:numPr>
-                <w:ilvl w:val="0"/>
-                <w:numId w:val="1000"/>
-              </w:numPr>
-              <w:pStyle w:val="Compact"/>
-              <w:jc w:val="center"/>
-            </w:pPr>
-            <w:r>
-              <w:t xml:space="preserve">100</w:t>
-            </w:r>
-          </w:p>
-        </w:tc>
-        <w:tc>
-          <w:tcPr/>
-          <w:p>
-            <w:pPr>
-              <w:numPr>
-                <w:ilvl w:val="0"/>
-                <w:numId w:val="1000"/>
-              </w:numPr>
-              <w:pStyle w:val="Compact"/>
-              <w:jc w:val="center"/>
-            </w:pPr>
-            <w:r>
-              <w:t xml:space="preserve">631</w:t>
-            </w:r>
-          </w:p>
-        </w:tc>
-        <w:tc>
-          <w:tcPr/>
-          <w:p>
-            <w:pPr>
-              <w:numPr>
-                <w:ilvl w:val="0"/>
-                <w:numId w:val="1000"/>
-              </w:numPr>
-              <w:pStyle w:val="Compact"/>
-              <w:jc w:val="center"/>
-            </w:pPr>
-            <w:r>
-              <w:t xml:space="preserve">763</w:t>
+              <w:t xml:space="preserve">11646</w:t>
+            </w:r>
+          </w:p>
+        </w:tc>
+        <w:tc>
+          <w:tcPr/>
+          <w:p>
+            <w:pPr>
+              <w:numPr>
+                <w:ilvl w:val="0"/>
+                <w:numId w:val="1000"/>
+              </w:numPr>
+              <w:pStyle w:val="Compact"/>
+              <w:jc w:val="center"/>
+            </w:pPr>
+            <w:r>
+              <w:t xml:space="preserve">98</w:t>
+            </w:r>
+          </w:p>
+        </w:tc>
+        <w:tc>
+          <w:tcPr/>
+          <w:p>
+            <w:pPr>
+              <w:numPr>
+                <w:ilvl w:val="0"/>
+                <w:numId w:val="1000"/>
+              </w:numPr>
+              <w:pStyle w:val="Compact"/>
+              <w:jc w:val="center"/>
+            </w:pPr>
+            <w:r>
+              <w:t xml:space="preserve">646</w:t>
+            </w:r>
+          </w:p>
+        </w:tc>
+        <w:tc>
+          <w:tcPr/>
+          <w:p>
+            <w:pPr>
+              <w:numPr>
+                <w:ilvl w:val="0"/>
+                <w:numId w:val="1000"/>
+              </w:numPr>
+              <w:pStyle w:val="Compact"/>
+              <w:jc w:val="center"/>
+            </w:pPr>
+            <w:r>
+              <w:t xml:space="preserve">708</w:t>
             </w:r>
           </w:p>
         </w:tc>
@@ -893,7 +893,7 @@
               <w:jc w:val="center"/>
             </w:pPr>
             <w:r>
-              <w:t xml:space="preserve">9367</w:t>
+              <w:t xml:space="preserve">13274</w:t>
             </w:r>
           </w:p>
         </w:tc>
@@ -925,87 +925,87 @@
               <w:jc w:val="center"/>
             </w:pPr>
             <w:r>
-              <w:t xml:space="preserve">8610</w:t>
-            </w:r>
-          </w:p>
-        </w:tc>
-        <w:tc>
-          <w:tcPr/>
-          <w:p>
-            <w:pPr>
-              <w:numPr>
-                <w:ilvl w:val="0"/>
-                <w:numId w:val="1000"/>
-              </w:numPr>
-              <w:pStyle w:val="Compact"/>
-              <w:jc w:val="center"/>
-            </w:pPr>
-            <w:r>
-              <w:t xml:space="preserve">100</w:t>
-            </w:r>
-          </w:p>
-        </w:tc>
-        <w:tc>
-          <w:tcPr/>
-          <w:p>
-            <w:pPr>
-              <w:numPr>
-                <w:ilvl w:val="0"/>
-                <w:numId w:val="1000"/>
-              </w:numPr>
-              <w:pStyle w:val="Compact"/>
-              <w:jc w:val="center"/>
-            </w:pPr>
-            <w:r>
-              <w:t xml:space="preserve">7072</w:t>
-            </w:r>
-          </w:p>
-        </w:tc>
-        <w:tc>
-          <w:tcPr/>
-          <w:p>
-            <w:pPr>
-              <w:numPr>
-                <w:ilvl w:val="0"/>
-                <w:numId w:val="1000"/>
-              </w:numPr>
-              <w:pStyle w:val="Compact"/>
-              <w:jc w:val="center"/>
-            </w:pPr>
-            <w:r>
-              <w:t xml:space="preserve">100</w:t>
-            </w:r>
-          </w:p>
-        </w:tc>
-        <w:tc>
-          <w:tcPr/>
-          <w:p>
-            <w:pPr>
-              <w:numPr>
-                <w:ilvl w:val="0"/>
-                <w:numId w:val="1000"/>
-              </w:numPr>
-              <w:pStyle w:val="Compact"/>
-              <w:jc w:val="center"/>
-            </w:pPr>
-            <w:r>
-              <w:t xml:space="preserve">830</w:t>
-            </w:r>
-          </w:p>
-        </w:tc>
-        <w:tc>
-          <w:tcPr/>
-          <w:p>
-            <w:pPr>
-              <w:numPr>
-                <w:ilvl w:val="0"/>
-                <w:numId w:val="1000"/>
-              </w:numPr>
-              <w:pStyle w:val="Compact"/>
-              <w:jc w:val="center"/>
-            </w:pPr>
-            <w:r>
-              <w:t xml:space="preserve">978</w:t>
+              <w:t xml:space="preserve">11614</w:t>
+            </w:r>
+          </w:p>
+        </w:tc>
+        <w:tc>
+          <w:tcPr/>
+          <w:p>
+            <w:pPr>
+              <w:numPr>
+                <w:ilvl w:val="0"/>
+                <w:numId w:val="1000"/>
+              </w:numPr>
+              <w:pStyle w:val="Compact"/>
+              <w:jc w:val="center"/>
+            </w:pPr>
+            <w:r>
+              <w:t xml:space="preserve">99</w:t>
+            </w:r>
+          </w:p>
+        </w:tc>
+        <w:tc>
+          <w:tcPr/>
+          <w:p>
+            <w:pPr>
+              <w:numPr>
+                <w:ilvl w:val="0"/>
+                <w:numId w:val="1000"/>
+              </w:numPr>
+              <w:pStyle w:val="Compact"/>
+              <w:jc w:val="center"/>
+            </w:pPr>
+            <w:r>
+              <w:t xml:space="preserve">10642</w:t>
+            </w:r>
+          </w:p>
+        </w:tc>
+        <w:tc>
+          <w:tcPr/>
+          <w:p>
+            <w:pPr>
+              <w:numPr>
+                <w:ilvl w:val="0"/>
+                <w:numId w:val="1000"/>
+              </w:numPr>
+              <w:pStyle w:val="Compact"/>
+              <w:jc w:val="center"/>
+            </w:pPr>
+            <w:r>
+              <w:t xml:space="preserve">96</w:t>
+            </w:r>
+          </w:p>
+        </w:tc>
+        <w:tc>
+          <w:tcPr/>
+          <w:p>
+            <w:pPr>
+              <w:numPr>
+                <w:ilvl w:val="0"/>
+                <w:numId w:val="1000"/>
+              </w:numPr>
+              <w:pStyle w:val="Compact"/>
+              <w:jc w:val="center"/>
+            </w:pPr>
+            <w:r>
+              <w:t xml:space="preserve">851</w:t>
+            </w:r>
+          </w:p>
+        </w:tc>
+        <w:tc>
+          <w:tcPr/>
+          <w:p>
+            <w:pPr>
+              <w:numPr>
+                <w:ilvl w:val="0"/>
+                <w:numId w:val="1000"/>
+              </w:numPr>
+              <w:pStyle w:val="Compact"/>
+              <w:jc w:val="center"/>
+            </w:pPr>
+            <w:r>
+              <w:t xml:space="preserve">909</w:t>
             </w:r>
           </w:p>
         </w:tc>
@@ -1039,7 +1039,7 @@
               <w:jc w:val="center"/>
             </w:pPr>
             <w:r>
-              <w:t xml:space="preserve">9075</w:t>
+              <w:t xml:space="preserve">12864</w:t>
             </w:r>
           </w:p>
         </w:tc>
@@ -1071,87 +1071,87 @@
               <w:jc w:val="center"/>
             </w:pPr>
             <w:r>
-              <w:t xml:space="preserve">7823</w:t>
-            </w:r>
-          </w:p>
-        </w:tc>
-        <w:tc>
-          <w:tcPr/>
-          <w:p>
-            <w:pPr>
-              <w:numPr>
-                <w:ilvl w:val="0"/>
-                <w:numId w:val="1000"/>
-              </w:numPr>
-              <w:pStyle w:val="Compact"/>
-              <w:jc w:val="center"/>
-            </w:pPr>
-            <w:r>
-              <w:t xml:space="preserve">100</w:t>
-            </w:r>
-          </w:p>
-        </w:tc>
-        <w:tc>
-          <w:tcPr/>
-          <w:p>
-            <w:pPr>
-              <w:numPr>
-                <w:ilvl w:val="0"/>
-                <w:numId w:val="1000"/>
-              </w:numPr>
-              <w:pStyle w:val="Compact"/>
-              <w:jc w:val="center"/>
-            </w:pPr>
-            <w:r>
-              <w:t xml:space="preserve">6247</w:t>
-            </w:r>
-          </w:p>
-        </w:tc>
-        <w:tc>
-          <w:tcPr/>
-          <w:p>
-            <w:pPr>
-              <w:numPr>
-                <w:ilvl w:val="0"/>
-                <w:numId w:val="1000"/>
-              </w:numPr>
-              <w:pStyle w:val="Compact"/>
-              <w:jc w:val="center"/>
-            </w:pPr>
-            <w:r>
-              <w:t xml:space="preserve">100</w:t>
-            </w:r>
-          </w:p>
-        </w:tc>
-        <w:tc>
-          <w:tcPr/>
-          <w:p>
-            <w:pPr>
-              <w:numPr>
-                <w:ilvl w:val="0"/>
-                <w:numId w:val="1000"/>
-              </w:numPr>
-              <w:pStyle w:val="Compact"/>
-              <w:jc w:val="center"/>
-            </w:pPr>
-            <w:r>
-              <w:t xml:space="preserve">1023</w:t>
-            </w:r>
-          </w:p>
-        </w:tc>
-        <w:tc>
-          <w:tcPr/>
-          <w:p>
-            <w:pPr>
-              <w:numPr>
-                <w:ilvl w:val="0"/>
-                <w:numId w:val="1000"/>
-              </w:numPr>
-              <w:pStyle w:val="Compact"/>
-              <w:jc w:val="center"/>
-            </w:pPr>
-            <w:r>
-              <w:t xml:space="preserve">1175</w:t>
+              <w:t xml:space="preserve">10794</w:t>
+            </w:r>
+          </w:p>
+        </w:tc>
+        <w:tc>
+          <w:tcPr/>
+          <w:p>
+            <w:pPr>
+              <w:numPr>
+                <w:ilvl w:val="0"/>
+                <w:numId w:val="1000"/>
+              </w:numPr>
+              <w:pStyle w:val="Compact"/>
+              <w:jc w:val="center"/>
+            </w:pPr>
+            <w:r>
+              <w:t xml:space="preserve">98</w:t>
+            </w:r>
+          </w:p>
+        </w:tc>
+        <w:tc>
+          <w:tcPr/>
+          <w:p>
+            <w:pPr>
+              <w:numPr>
+                <w:ilvl w:val="0"/>
+                <w:numId w:val="1000"/>
+              </w:numPr>
+              <w:pStyle w:val="Compact"/>
+              <w:jc w:val="center"/>
+            </w:pPr>
+            <w:r>
+              <w:t xml:space="preserve">9809</w:t>
+            </w:r>
+          </w:p>
+        </w:tc>
+        <w:tc>
+          <w:tcPr/>
+          <w:p>
+            <w:pPr>
+              <w:numPr>
+                <w:ilvl w:val="0"/>
+                <w:numId w:val="1000"/>
+              </w:numPr>
+              <w:pStyle w:val="Compact"/>
+              <w:jc w:val="center"/>
+            </w:pPr>
+            <w:r>
+              <w:t xml:space="preserve">94</w:t>
+            </w:r>
+          </w:p>
+        </w:tc>
+        <w:tc>
+          <w:tcPr/>
+          <w:p>
+            <w:pPr>
+              <w:numPr>
+                <w:ilvl w:val="0"/>
+                <w:numId w:val="1000"/>
+              </w:numPr>
+              <w:pStyle w:val="Compact"/>
+              <w:jc w:val="center"/>
+            </w:pPr>
+            <w:r>
+              <w:t xml:space="preserve">1051</w:t>
+            </w:r>
+          </w:p>
+        </w:tc>
+        <w:tc>
+          <w:tcPr/>
+          <w:p>
+            <w:pPr>
+              <w:numPr>
+                <w:ilvl w:val="0"/>
+                <w:numId w:val="1000"/>
+              </w:numPr>
+              <w:pStyle w:val="Compact"/>
+              <w:jc w:val="center"/>
+            </w:pPr>
+            <w:r>
+              <w:t xml:space="preserve">1095</w:t>
             </w:r>
           </w:p>
         </w:tc>
@@ -1222,7 +1222,7 @@
                 </m:e>
                 <m:sub>
                   <m:r>
-                    <m:t>2021</m:t>
+                    <m:t>2022</m:t>
                   </m:r>
                 </m:sub>
               </m:sSub>
@@ -1249,7 +1249,7 @@
                 </m:e>
                 <m:sub>
                   <m:r>
-                    <m:t>2023</m:t>
+                    <m:t>2024</m:t>
                   </m:r>
                 </m:sub>
               </m:sSub>
@@ -1279,7 +1279,7 @@
                 </m:e>
                 <m:sub>
                   <m:r>
-                    <m:t>2023</m:t>
+                    <m:t>2024</m:t>
                   </m:r>
                 </m:sub>
               </m:sSub>
@@ -1338,7 +1338,7 @@
                 </m:e>
                 <m:sub>
                   <m:r>
-                    <m:t>2027</m:t>
+                    <m:t>2028</m:t>
                   </m:r>
                 </m:sub>
               </m:sSub>
@@ -1368,7 +1368,7 @@
                 </m:e>
                 <m:sub>
                   <m:r>
-                    <m:t>2027</m:t>
+                    <m:t>2028</m:t>
                   </m:r>
                 </m:sub>
               </m:sSub>
@@ -1427,7 +1427,7 @@
                 </m:e>
                 <m:sub>
                   <m:r>
-                    <m:t>2031</m:t>
+                    <m:t>2032</m:t>
                   </m:r>
                 </m:sub>
               </m:sSub>
@@ -1457,7 +1457,7 @@
                 </m:e>
                 <m:sub>
                   <m:r>
-                    <m:t>2031</m:t>
+                    <m:t>2032</m:t>
                   </m:r>
                 </m:sub>
               </m:sSub>
@@ -1508,23 +1508,23 @@
               <w:jc w:val="center"/>
             </w:pPr>
             <w:r>
-              <w:t xml:space="preserve">Catch 2022 (kt)</w:t>
-            </w:r>
-          </w:p>
-        </w:tc>
-        <w:tc>
-          <w:tcPr/>
-          <w:p>
-            <w:pPr>
-              <w:numPr>
-                <w:ilvl w:val="0"/>
-                <w:numId w:val="1000"/>
-              </w:numPr>
-              <w:pStyle w:val="Compact"/>
-              <w:jc w:val="center"/>
-            </w:pPr>
-            <w:r>
               <w:t xml:space="preserve">Catch 2023 (kt)</w:t>
+            </w:r>
+          </w:p>
+        </w:tc>
+        <w:tc>
+          <w:tcPr/>
+          <w:p>
+            <w:pPr>
+              <w:numPr>
+                <w:ilvl w:val="0"/>
+                <w:numId w:val="1000"/>
+              </w:numPr>
+              <w:pStyle w:val="Compact"/>
+              <w:jc w:val="center"/>
+            </w:pPr>
+            <w:r>
+              <w:t xml:space="preserve">Catch 2024 (kt)</w:t>
             </w:r>
           </w:p>
         </w:tc>
@@ -1558,7 +1558,71 @@
               <w:jc w:val="center"/>
             </w:pPr>
             <w:r>
-              <w:t xml:space="preserve">3101</w:t>
+              <w:t xml:space="preserve">1460</w:t>
+            </w:r>
+          </w:p>
+        </w:tc>
+        <w:tc>
+          <w:tcPr/>
+          <w:p>
+            <w:pPr>
+              <w:numPr>
+                <w:ilvl w:val="0"/>
+                <w:numId w:val="1000"/>
+              </w:numPr>
+              <w:pStyle w:val="Compact"/>
+              <w:jc w:val="center"/>
+            </w:pPr>
+            <w:r>
+              <w:t xml:space="preserve">100</w:t>
+            </w:r>
+          </w:p>
+        </w:tc>
+        <w:tc>
+          <w:tcPr/>
+          <w:p>
+            <w:pPr>
+              <w:numPr>
+                <w:ilvl w:val="0"/>
+                <w:numId w:val="1000"/>
+              </w:numPr>
+              <w:pStyle w:val="Compact"/>
+              <w:jc w:val="center"/>
+            </w:pPr>
+            <w:r>
+              <w:t xml:space="preserve">1374</w:t>
+            </w:r>
+          </w:p>
+        </w:tc>
+        <w:tc>
+          <w:tcPr/>
+          <w:p>
+            <w:pPr>
+              <w:numPr>
+                <w:ilvl w:val="0"/>
+                <w:numId w:val="1000"/>
+              </w:numPr>
+              <w:pStyle w:val="Compact"/>
+              <w:jc w:val="center"/>
+            </w:pPr>
+            <w:r>
+              <w:t xml:space="preserve">100</w:t>
+            </w:r>
+          </w:p>
+        </w:tc>
+        <w:tc>
+          <w:tcPr/>
+          <w:p>
+            <w:pPr>
+              <w:numPr>
+                <w:ilvl w:val="0"/>
+                <w:numId w:val="1000"/>
+              </w:numPr>
+              <w:pStyle w:val="Compact"/>
+              <w:jc w:val="center"/>
+            </w:pPr>
+            <w:r>
+              <w:t xml:space="preserve">1290</w:t>
             </w:r>
           </w:p>
         </w:tc>
@@ -1575,70 +1639,6 @@
             </w:pPr>
             <w:r>
               <w:t xml:space="preserve">99</w:t>
-            </w:r>
-          </w:p>
-        </w:tc>
-        <w:tc>
-          <w:tcPr/>
-          <w:p>
-            <w:pPr>
-              <w:numPr>
-                <w:ilvl w:val="0"/>
-                <w:numId w:val="1000"/>
-              </w:numPr>
-              <w:pStyle w:val="Compact"/>
-              <w:jc w:val="center"/>
-            </w:pPr>
-            <w:r>
-              <w:t xml:space="preserve">2746</w:t>
-            </w:r>
-          </w:p>
-        </w:tc>
-        <w:tc>
-          <w:tcPr/>
-          <w:p>
-            <w:pPr>
-              <w:numPr>
-                <w:ilvl w:val="0"/>
-                <w:numId w:val="1000"/>
-              </w:numPr>
-              <w:pStyle w:val="Compact"/>
-              <w:jc w:val="center"/>
-            </w:pPr>
-            <w:r>
-              <w:t xml:space="preserve">98</w:t>
-            </w:r>
-          </w:p>
-        </w:tc>
-        <w:tc>
-          <w:tcPr/>
-          <w:p>
-            <w:pPr>
-              <w:numPr>
-                <w:ilvl w:val="0"/>
-                <w:numId w:val="1000"/>
-              </w:numPr>
-              <w:pStyle w:val="Compact"/>
-              <w:jc w:val="center"/>
-            </w:pPr>
-            <w:r>
-              <w:t xml:space="preserve">2371</w:t>
-            </w:r>
-          </w:p>
-        </w:tc>
-        <w:tc>
-          <w:tcPr/>
-          <w:p>
-            <w:pPr>
-              <w:numPr>
-                <w:ilvl w:val="0"/>
-                <w:numId w:val="1000"/>
-              </w:numPr>
-              <w:pStyle w:val="Compact"/>
-              <w:jc w:val="center"/>
-            </w:pPr>
-            <w:r>
-              <w:t xml:space="preserve">91</w:t>
             </w:r>
           </w:p>
         </w:tc>
@@ -1704,119 +1704,119 @@
               <w:jc w:val="center"/>
             </w:pPr>
             <w:r>
-              <w:t xml:space="preserve">2798</w:t>
-            </w:r>
-          </w:p>
-        </w:tc>
-        <w:tc>
-          <w:tcPr/>
-          <w:p>
-            <w:pPr>
-              <w:numPr>
-                <w:ilvl w:val="0"/>
-                <w:numId w:val="1000"/>
-              </w:numPr>
-              <w:pStyle w:val="Compact"/>
-              <w:jc w:val="center"/>
-            </w:pPr>
-            <w:r>
-              <w:t xml:space="preserve">98</w:t>
-            </w:r>
-          </w:p>
-        </w:tc>
-        <w:tc>
-          <w:tcPr/>
-          <w:p>
-            <w:pPr>
-              <w:numPr>
-                <w:ilvl w:val="0"/>
-                <w:numId w:val="1000"/>
-              </w:numPr>
-              <w:pStyle w:val="Compact"/>
-              <w:jc w:val="center"/>
-            </w:pPr>
-            <w:r>
-              <w:t xml:space="preserve">1806</w:t>
-            </w:r>
-          </w:p>
-        </w:tc>
-        <w:tc>
-          <w:tcPr/>
-          <w:p>
-            <w:pPr>
-              <w:numPr>
-                <w:ilvl w:val="0"/>
-                <w:numId w:val="1000"/>
-              </w:numPr>
-              <w:pStyle w:val="Compact"/>
-              <w:jc w:val="center"/>
-            </w:pPr>
-            <w:r>
-              <w:t xml:space="preserve">69</w:t>
-            </w:r>
-          </w:p>
-        </w:tc>
-        <w:tc>
-          <w:tcPr/>
-          <w:p>
-            <w:pPr>
-              <w:numPr>
-                <w:ilvl w:val="0"/>
-                <w:numId w:val="1000"/>
-              </w:numPr>
-              <w:pStyle w:val="Compact"/>
-              <w:jc w:val="center"/>
-            </w:pPr>
-            <w:r>
-              <w:t xml:space="preserve">1108</w:t>
-            </w:r>
-          </w:p>
-        </w:tc>
-        <w:tc>
-          <w:tcPr/>
-          <w:p>
-            <w:pPr>
-              <w:numPr>
-                <w:ilvl w:val="0"/>
-                <w:numId w:val="1000"/>
-              </w:numPr>
-              <w:pStyle w:val="Compact"/>
-              <w:jc w:val="center"/>
-            </w:pPr>
-            <w:r>
-              <w:t xml:space="preserve">2</w:t>
-            </w:r>
-          </w:p>
-        </w:tc>
-        <w:tc>
-          <w:tcPr/>
-          <w:p>
-            <w:pPr>
-              <w:numPr>
-                <w:ilvl w:val="0"/>
-                <w:numId w:val="1000"/>
-              </w:numPr>
-              <w:pStyle w:val="Compact"/>
-              <w:jc w:val="center"/>
-            </w:pPr>
-            <w:r>
-              <w:t xml:space="preserve">202</w:t>
-            </w:r>
-          </w:p>
-        </w:tc>
-        <w:tc>
-          <w:tcPr/>
-          <w:p>
-            <w:pPr>
-              <w:numPr>
-                <w:ilvl w:val="0"/>
-                <w:numId w:val="1000"/>
-              </w:numPr>
-              <w:pStyle w:val="Compact"/>
-              <w:jc w:val="center"/>
-            </w:pPr>
-            <w:r>
-              <w:t xml:space="preserve">164</w:t>
+              <w:t xml:space="preserve">1202</w:t>
+            </w:r>
+          </w:p>
+        </w:tc>
+        <w:tc>
+          <w:tcPr/>
+          <w:p>
+            <w:pPr>
+              <w:numPr>
+                <w:ilvl w:val="0"/>
+                <w:numId w:val="1000"/>
+              </w:numPr>
+              <w:pStyle w:val="Compact"/>
+              <w:jc w:val="center"/>
+            </w:pPr>
+            <w:r>
+              <w:t xml:space="preserve">99</w:t>
+            </w:r>
+          </w:p>
+        </w:tc>
+        <w:tc>
+          <w:tcPr/>
+          <w:p>
+            <w:pPr>
+              <w:numPr>
+                <w:ilvl w:val="0"/>
+                <w:numId w:val="1000"/>
+              </w:numPr>
+              <w:pStyle w:val="Compact"/>
+              <w:jc w:val="center"/>
+            </w:pPr>
+            <w:r>
+              <w:t xml:space="preserve">682</w:t>
+            </w:r>
+          </w:p>
+        </w:tc>
+        <w:tc>
+          <w:tcPr/>
+          <w:p>
+            <w:pPr>
+              <w:numPr>
+                <w:ilvl w:val="0"/>
+                <w:numId w:val="1000"/>
+              </w:numPr>
+              <w:pStyle w:val="Compact"/>
+              <w:jc w:val="center"/>
+            </w:pPr>
+            <w:r>
+              <w:t xml:space="preserve">59</w:t>
+            </w:r>
+          </w:p>
+        </w:tc>
+        <w:tc>
+          <w:tcPr/>
+          <w:p>
+            <w:pPr>
+              <w:numPr>
+                <w:ilvl w:val="0"/>
+                <w:numId w:val="1000"/>
+              </w:numPr>
+              <w:pStyle w:val="Compact"/>
+              <w:jc w:val="center"/>
+            </w:pPr>
+            <w:r>
+              <w:t xml:space="preserve">417</w:t>
+            </w:r>
+          </w:p>
+        </w:tc>
+        <w:tc>
+          <w:tcPr/>
+          <w:p>
+            <w:pPr>
+              <w:numPr>
+                <w:ilvl w:val="0"/>
+                <w:numId w:val="1000"/>
+              </w:numPr>
+              <w:pStyle w:val="Compact"/>
+              <w:jc w:val="center"/>
+            </w:pPr>
+            <w:r>
+              <w:t xml:space="preserve">1</w:t>
+            </w:r>
+          </w:p>
+        </w:tc>
+        <w:tc>
+          <w:tcPr/>
+          <w:p>
+            <w:pPr>
+              <w:numPr>
+                <w:ilvl w:val="0"/>
+                <w:numId w:val="1000"/>
+              </w:numPr>
+              <w:pStyle w:val="Compact"/>
+              <w:jc w:val="center"/>
+            </w:pPr>
+            <w:r>
+              <w:t xml:space="preserve">187</w:t>
+            </w:r>
+          </w:p>
+        </w:tc>
+        <w:tc>
+          <w:tcPr/>
+          <w:p>
+            <w:pPr>
+              <w:numPr>
+                <w:ilvl w:val="0"/>
+                <w:numId w:val="1000"/>
+              </w:numPr>
+              <w:pStyle w:val="Compact"/>
+              <w:jc w:val="center"/>
+            </w:pPr>
+            <w:r>
+              <w:t xml:space="preserve">154</w:t>
             </w:r>
           </w:p>
         </w:tc>
@@ -1850,7 +1850,7 @@
               <w:jc w:val="center"/>
             </w:pPr>
             <w:r>
-              <w:t xml:space="preserve">3014</w:t>
+              <w:t xml:space="preserve">1352</w:t>
             </w:r>
           </w:p>
         </w:tc>
@@ -1882,87 +1882,87 @@
               <w:jc w:val="center"/>
             </w:pPr>
             <w:r>
-              <w:t xml:space="preserve">2441</w:t>
-            </w:r>
-          </w:p>
-        </w:tc>
-        <w:tc>
-          <w:tcPr/>
-          <w:p>
-            <w:pPr>
-              <w:numPr>
-                <w:ilvl w:val="0"/>
-                <w:numId w:val="1000"/>
-              </w:numPr>
-              <w:pStyle w:val="Compact"/>
-              <w:jc w:val="center"/>
-            </w:pPr>
-            <w:r>
-              <w:t xml:space="preserve">94</w:t>
-            </w:r>
-          </w:p>
-        </w:tc>
-        <w:tc>
-          <w:tcPr/>
-          <w:p>
-            <w:pPr>
-              <w:numPr>
-                <w:ilvl w:val="0"/>
-                <w:numId w:val="1000"/>
-              </w:numPr>
-              <w:pStyle w:val="Compact"/>
-              <w:jc w:val="center"/>
-            </w:pPr>
-            <w:r>
-              <w:t xml:space="preserve">1949</w:t>
-            </w:r>
-          </w:p>
-        </w:tc>
-        <w:tc>
-          <w:tcPr/>
-          <w:p>
-            <w:pPr>
-              <w:numPr>
-                <w:ilvl w:val="0"/>
-                <w:numId w:val="1000"/>
-              </w:numPr>
-              <w:pStyle w:val="Compact"/>
-              <w:jc w:val="center"/>
-            </w:pPr>
-            <w:r>
-              <w:t xml:space="preserve">76</w:t>
-            </w:r>
-          </w:p>
-        </w:tc>
-        <w:tc>
-          <w:tcPr/>
-          <w:p>
-            <w:pPr>
-              <w:numPr>
-                <w:ilvl w:val="0"/>
-                <w:numId w:val="1000"/>
-              </w:numPr>
-              <w:pStyle w:val="Compact"/>
-              <w:jc w:val="center"/>
-            </w:pPr>
-            <w:r>
-              <w:t xml:space="preserve">53</w:t>
-            </w:r>
-          </w:p>
-        </w:tc>
-        <w:tc>
-          <w:tcPr/>
-          <w:p>
-            <w:pPr>
-              <w:numPr>
-                <w:ilvl w:val="0"/>
-                <w:numId w:val="1000"/>
-              </w:numPr>
-              <w:pStyle w:val="Compact"/>
-              <w:jc w:val="center"/>
-            </w:pPr>
-            <w:r>
-              <w:t xml:space="preserve">55</w:t>
+              <w:t xml:space="preserve">1031</w:t>
+            </w:r>
+          </w:p>
+        </w:tc>
+        <w:tc>
+          <w:tcPr/>
+          <w:p>
+            <w:pPr>
+              <w:numPr>
+                <w:ilvl w:val="0"/>
+                <w:numId w:val="1000"/>
+              </w:numPr>
+              <w:pStyle w:val="Compact"/>
+              <w:jc w:val="center"/>
+            </w:pPr>
+            <w:r>
+              <w:t xml:space="preserve">95</w:t>
+            </w:r>
+          </w:p>
+        </w:tc>
+        <w:tc>
+          <w:tcPr/>
+          <w:p>
+            <w:pPr>
+              <w:numPr>
+                <w:ilvl w:val="0"/>
+                <w:numId w:val="1000"/>
+              </w:numPr>
+              <w:pStyle w:val="Compact"/>
+              <w:jc w:val="center"/>
+            </w:pPr>
+            <w:r>
+              <w:t xml:space="preserve">840</w:t>
+            </w:r>
+          </w:p>
+        </w:tc>
+        <w:tc>
+          <w:tcPr/>
+          <w:p>
+            <w:pPr>
+              <w:numPr>
+                <w:ilvl w:val="0"/>
+                <w:numId w:val="1000"/>
+              </w:numPr>
+              <w:pStyle w:val="Compact"/>
+              <w:jc w:val="center"/>
+            </w:pPr>
+            <w:r>
+              <w:t xml:space="preserve">82</w:t>
+            </w:r>
+          </w:p>
+        </w:tc>
+        <w:tc>
+          <w:tcPr/>
+          <w:p>
+            <w:pPr>
+              <w:numPr>
+                <w:ilvl w:val="0"/>
+                <w:numId w:val="1000"/>
+              </w:numPr>
+              <w:pStyle w:val="Compact"/>
+              <w:jc w:val="center"/>
+            </w:pPr>
+            <w:r>
+              <w:t xml:space="preserve">72</w:t>
+            </w:r>
+          </w:p>
+        </w:tc>
+        <w:tc>
+          <w:tcPr/>
+          <w:p>
+            <w:pPr>
+              <w:numPr>
+                <w:ilvl w:val="0"/>
+                <w:numId w:val="1000"/>
+              </w:numPr>
+              <w:pStyle w:val="Compact"/>
+              <w:jc w:val="center"/>
+            </w:pPr>
+            <w:r>
+              <w:t xml:space="preserve">72</w:t>
             </w:r>
           </w:p>
         </w:tc>
@@ -1996,39 +1996,39 @@
               <w:jc w:val="center"/>
             </w:pPr>
             <w:r>
-              <w:t xml:space="preserve">2987</w:t>
-            </w:r>
-          </w:p>
-        </w:tc>
-        <w:tc>
-          <w:tcPr/>
-          <w:p>
-            <w:pPr>
-              <w:numPr>
-                <w:ilvl w:val="0"/>
-                <w:numId w:val="1000"/>
-              </w:numPr>
-              <w:pStyle w:val="Compact"/>
-              <w:jc w:val="center"/>
-            </w:pPr>
-            <w:r>
-              <w:t xml:space="preserve">98</w:t>
-            </w:r>
-          </w:p>
-        </w:tc>
-        <w:tc>
-          <w:tcPr/>
-          <w:p>
-            <w:pPr>
-              <w:numPr>
-                <w:ilvl w:val="0"/>
-                <w:numId w:val="1000"/>
-              </w:numPr>
-              <w:pStyle w:val="Compact"/>
-              <w:jc w:val="center"/>
-            </w:pPr>
-            <w:r>
-              <w:t xml:space="preserve">2353</w:t>
+              <w:t xml:space="preserve">1321</w:t>
+            </w:r>
+          </w:p>
+        </w:tc>
+        <w:tc>
+          <w:tcPr/>
+          <w:p>
+            <w:pPr>
+              <w:numPr>
+                <w:ilvl w:val="0"/>
+                <w:numId w:val="1000"/>
+              </w:numPr>
+              <w:pStyle w:val="Compact"/>
+              <w:jc w:val="center"/>
+            </w:pPr>
+            <w:r>
+              <w:t xml:space="preserve">99</w:t>
+            </w:r>
+          </w:p>
+        </w:tc>
+        <w:tc>
+          <w:tcPr/>
+          <w:p>
+            <w:pPr>
+              <w:numPr>
+                <w:ilvl w:val="0"/>
+                <w:numId w:val="1000"/>
+              </w:numPr>
+              <w:pStyle w:val="Compact"/>
+              <w:jc w:val="center"/>
+            </w:pPr>
+            <w:r>
+              <w:t xml:space="preserve">947</w:t>
             </w:r>
           </w:p>
         </w:tc>
@@ -2060,55 +2060,55 @@
               <w:jc w:val="center"/>
             </w:pPr>
             <w:r>
-              <w:t xml:space="preserve">1830</w:t>
-            </w:r>
-          </w:p>
-        </w:tc>
-        <w:tc>
-          <w:tcPr/>
-          <w:p>
-            <w:pPr>
-              <w:numPr>
-                <w:ilvl w:val="0"/>
-                <w:numId w:val="1000"/>
-              </w:numPr>
-              <w:pStyle w:val="Compact"/>
-              <w:jc w:val="center"/>
-            </w:pPr>
-            <w:r>
-              <w:t xml:space="preserve">68</w:t>
-            </w:r>
-          </w:p>
-        </w:tc>
-        <w:tc>
-          <w:tcPr/>
-          <w:p>
-            <w:pPr>
-              <w:numPr>
-                <w:ilvl w:val="0"/>
-                <w:numId w:val="1000"/>
-              </w:numPr>
-              <w:pStyle w:val="Compact"/>
-              <w:jc w:val="center"/>
-            </w:pPr>
-            <w:r>
-              <w:t xml:space="preserve">70</w:t>
-            </w:r>
-          </w:p>
-        </w:tc>
-        <w:tc>
-          <w:tcPr/>
-          <w:p>
-            <w:pPr>
-              <w:numPr>
-                <w:ilvl w:val="0"/>
-                <w:numId w:val="1000"/>
-              </w:numPr>
-              <w:pStyle w:val="Compact"/>
-              <w:jc w:val="center"/>
-            </w:pPr>
-            <w:r>
-              <w:t xml:space="preserve">70</w:t>
+              <w:t xml:space="preserve">734</w:t>
+            </w:r>
+          </w:p>
+        </w:tc>
+        <w:tc>
+          <w:tcPr/>
+          <w:p>
+            <w:pPr>
+              <w:numPr>
+                <w:ilvl w:val="0"/>
+                <w:numId w:val="1000"/>
+              </w:numPr>
+              <w:pStyle w:val="Compact"/>
+              <w:jc w:val="center"/>
+            </w:pPr>
+            <w:r>
+              <w:t xml:space="preserve">67</w:t>
+            </w:r>
+          </w:p>
+        </w:tc>
+        <w:tc>
+          <w:tcPr/>
+          <w:p>
+            <w:pPr>
+              <w:numPr>
+                <w:ilvl w:val="0"/>
+                <w:numId w:val="1000"/>
+              </w:numPr>
+              <w:pStyle w:val="Compact"/>
+              <w:jc w:val="center"/>
+            </w:pPr>
+            <w:r>
+              <w:t xml:space="preserve">94</w:t>
+            </w:r>
+          </w:p>
+        </w:tc>
+        <w:tc>
+          <w:tcPr/>
+          <w:p>
+            <w:pPr>
+              <w:numPr>
+                <w:ilvl w:val="0"/>
+                <w:numId w:val="1000"/>
+              </w:numPr>
+              <w:pStyle w:val="Compact"/>
+              <w:jc w:val="center"/>
+            </w:pPr>
+            <w:r>
+              <w:t xml:space="preserve">91</w:t>
             </w:r>
           </w:p>
         </w:tc>
@@ -2142,119 +2142,119 @@
               <w:jc w:val="center"/>
             </w:pPr>
             <w:r>
-              <w:t xml:space="preserve">2962</w:t>
-            </w:r>
-          </w:p>
-        </w:tc>
-        <w:tc>
-          <w:tcPr/>
-          <w:p>
-            <w:pPr>
-              <w:numPr>
-                <w:ilvl w:val="0"/>
-                <w:numId w:val="1000"/>
-              </w:numPr>
-              <w:pStyle w:val="Compact"/>
-              <w:jc w:val="center"/>
-            </w:pPr>
-            <w:r>
-              <w:t xml:space="preserve">98</w:t>
-            </w:r>
-          </w:p>
-        </w:tc>
-        <w:tc>
-          <w:tcPr/>
-          <w:p>
-            <w:pPr>
-              <w:numPr>
-                <w:ilvl w:val="0"/>
-                <w:numId w:val="1000"/>
-              </w:numPr>
-              <w:pStyle w:val="Compact"/>
-              <w:jc w:val="center"/>
-            </w:pPr>
-            <w:r>
-              <w:t xml:space="preserve">2271</w:t>
-            </w:r>
-          </w:p>
-        </w:tc>
-        <w:tc>
-          <w:tcPr/>
-          <w:p>
-            <w:pPr>
-              <w:numPr>
-                <w:ilvl w:val="0"/>
-                <w:numId w:val="1000"/>
-              </w:numPr>
-              <w:pStyle w:val="Compact"/>
-              <w:jc w:val="center"/>
-            </w:pPr>
-            <w:r>
-              <w:t xml:space="preserve">90</w:t>
-            </w:r>
-          </w:p>
-        </w:tc>
-        <w:tc>
-          <w:tcPr/>
-          <w:p>
-            <w:pPr>
-              <w:numPr>
-                <w:ilvl w:val="0"/>
-                <w:numId w:val="1000"/>
-              </w:numPr>
-              <w:pStyle w:val="Compact"/>
-              <w:jc w:val="center"/>
-            </w:pPr>
-            <w:r>
-              <w:t xml:space="preserve">1719</w:t>
-            </w:r>
-          </w:p>
-        </w:tc>
-        <w:tc>
-          <w:tcPr/>
-          <w:p>
-            <w:pPr>
-              <w:numPr>
-                <w:ilvl w:val="0"/>
-                <w:numId w:val="1000"/>
-              </w:numPr>
-              <w:pStyle w:val="Compact"/>
-              <w:jc w:val="center"/>
-            </w:pPr>
-            <w:r>
-              <w:t xml:space="preserve">59</w:t>
-            </w:r>
-          </w:p>
-        </w:tc>
-        <w:tc>
-          <w:tcPr/>
-          <w:p>
-            <w:pPr>
-              <w:numPr>
-                <w:ilvl w:val="0"/>
-                <w:numId w:val="1000"/>
-              </w:numPr>
-              <w:pStyle w:val="Compact"/>
-              <w:jc w:val="center"/>
-            </w:pPr>
-            <w:r>
-              <w:t xml:space="preserve">87</w:t>
-            </w:r>
-          </w:p>
-        </w:tc>
-        <w:tc>
-          <w:tcPr/>
-          <w:p>
-            <w:pPr>
-              <w:numPr>
-                <w:ilvl w:val="0"/>
-                <w:numId w:val="1000"/>
-              </w:numPr>
-              <w:pStyle w:val="Compact"/>
-              <w:jc w:val="center"/>
-            </w:pPr>
-            <w:r>
-              <w:t xml:space="preserve">85</w:t>
+              <w:t xml:space="preserve">1292</w:t>
+            </w:r>
+          </w:p>
+        </w:tc>
+        <w:tc>
+          <w:tcPr/>
+          <w:p>
+            <w:pPr>
+              <w:numPr>
+                <w:ilvl w:val="0"/>
+                <w:numId w:val="1000"/>
+              </w:numPr>
+              <w:pStyle w:val="Compact"/>
+              <w:jc w:val="center"/>
+            </w:pPr>
+            <w:r>
+              <w:t xml:space="preserve">99</w:t>
+            </w:r>
+          </w:p>
+        </w:tc>
+        <w:tc>
+          <w:tcPr/>
+          <w:p>
+            <w:pPr>
+              <w:numPr>
+                <w:ilvl w:val="0"/>
+                <w:numId w:val="1000"/>
+              </w:numPr>
+              <w:pStyle w:val="Compact"/>
+              <w:jc w:val="center"/>
+            </w:pPr>
+            <w:r>
+              <w:t xml:space="preserve">874</w:t>
+            </w:r>
+          </w:p>
+        </w:tc>
+        <w:tc>
+          <w:tcPr/>
+          <w:p>
+            <w:pPr>
+              <w:numPr>
+                <w:ilvl w:val="0"/>
+                <w:numId w:val="1000"/>
+              </w:numPr>
+              <w:pStyle w:val="Compact"/>
+              <w:jc w:val="center"/>
+            </w:pPr>
+            <w:r>
+              <w:t xml:space="preserve">86</w:t>
+            </w:r>
+          </w:p>
+        </w:tc>
+        <w:tc>
+          <w:tcPr/>
+          <w:p>
+            <w:pPr>
+              <w:numPr>
+                <w:ilvl w:val="0"/>
+                <w:numId w:val="1000"/>
+              </w:numPr>
+              <w:pStyle w:val="Compact"/>
+              <w:jc w:val="center"/>
+            </w:pPr>
+            <w:r>
+              <w:t xml:space="preserve">644</w:t>
+            </w:r>
+          </w:p>
+        </w:tc>
+        <w:tc>
+          <w:tcPr/>
+          <w:p>
+            <w:pPr>
+              <w:numPr>
+                <w:ilvl w:val="0"/>
+                <w:numId w:val="1000"/>
+              </w:numPr>
+              <w:pStyle w:val="Compact"/>
+              <w:jc w:val="center"/>
+            </w:pPr>
+            <w:r>
+              <w:t xml:space="preserve">49</w:t>
+            </w:r>
+          </w:p>
+        </w:tc>
+        <w:tc>
+          <w:tcPr/>
+          <w:p>
+            <w:pPr>
+              <w:numPr>
+                <w:ilvl w:val="0"/>
+                <w:numId w:val="1000"/>
+              </w:numPr>
+              <w:pStyle w:val="Compact"/>
+              <w:jc w:val="center"/>
+            </w:pPr>
+            <w:r>
+              <w:t xml:space="preserve">116</w:t>
+            </w:r>
+          </w:p>
+        </w:tc>
+        <w:tc>
+          <w:tcPr/>
+          <w:p>
+            <w:pPr>
+              <w:numPr>
+                <w:ilvl w:val="0"/>
+                <w:numId w:val="1000"/>
+              </w:numPr>
+              <w:pStyle w:val="Compact"/>
+              <w:jc w:val="center"/>
+            </w:pPr>
+            <w:r>
+              <w:t xml:space="preserve">108</w:t>
             </w:r>
           </w:p>
         </w:tc>

--- a/assessment/risk_tables/h2_modls_output.docx
+++ b/assessment/risk_tables/h2_modls_output.docx
@@ -455,7 +455,7 @@
               <w:jc w:val="center"/>
             </w:pPr>
             <w:r>
-              <w:t xml:space="preserve">15134</w:t>
+              <w:t xml:space="preserve">14976</w:t>
             </w:r>
           </w:p>
         </w:tc>
@@ -487,7 +487,7 @@
               <w:jc w:val="center"/>
             </w:pPr>
             <w:r>
-              <w:t xml:space="preserve">16487</w:t>
+              <w:t xml:space="preserve">16498</w:t>
             </w:r>
           </w:p>
         </w:tc>
@@ -519,7 +519,7 @@
               <w:jc w:val="center"/>
             </w:pPr>
             <w:r>
-              <w:t xml:space="preserve">16301</w:t>
+              <w:t xml:space="preserve">16371</w:t>
             </w:r>
           </w:p>
         </w:tc>
@@ -601,119 +601,119 @@
               <w:jc w:val="center"/>
             </w:pPr>
             <w:r>
-              <w:t xml:space="preserve">9645</w:t>
-            </w:r>
-          </w:p>
-        </w:tc>
-        <w:tc>
-          <w:tcPr/>
-          <w:p>
-            <w:pPr>
-              <w:numPr>
-                <w:ilvl w:val="0"/>
-                <w:numId w:val="1000"/>
-              </w:numPr>
-              <w:pStyle w:val="Compact"/>
-              <w:jc w:val="center"/>
-            </w:pPr>
-            <w:r>
-              <w:t xml:space="preserve">99</w:t>
-            </w:r>
-          </w:p>
-        </w:tc>
-        <w:tc>
-          <w:tcPr/>
-          <w:p>
-            <w:pPr>
-              <w:numPr>
-                <w:ilvl w:val="0"/>
-                <w:numId w:val="1000"/>
-              </w:numPr>
-              <w:pStyle w:val="Compact"/>
-              <w:jc w:val="center"/>
-            </w:pPr>
-            <w:r>
-              <w:t xml:space="preserve">6385</w:t>
-            </w:r>
-          </w:p>
-        </w:tc>
-        <w:tc>
-          <w:tcPr/>
-          <w:p>
-            <w:pPr>
-              <w:numPr>
-                <w:ilvl w:val="0"/>
-                <w:numId w:val="1000"/>
-              </w:numPr>
-              <w:pStyle w:val="Compact"/>
-              <w:jc w:val="center"/>
-            </w:pPr>
-            <w:r>
-              <w:t xml:space="preserve">70</w:t>
-            </w:r>
-          </w:p>
-        </w:tc>
-        <w:tc>
-          <w:tcPr/>
-          <w:p>
-            <w:pPr>
-              <w:numPr>
-                <w:ilvl w:val="0"/>
-                <w:numId w:val="1000"/>
-              </w:numPr>
-              <w:pStyle w:val="Compact"/>
-              <w:jc w:val="center"/>
-            </w:pPr>
-            <w:r>
-              <w:t xml:space="preserve">5661</w:t>
-            </w:r>
-          </w:p>
-        </w:tc>
-        <w:tc>
-          <w:tcPr/>
-          <w:p>
-            <w:pPr>
-              <w:numPr>
-                <w:ilvl w:val="0"/>
-                <w:numId w:val="1000"/>
-              </w:numPr>
-              <w:pStyle w:val="Compact"/>
-              <w:jc w:val="center"/>
-            </w:pPr>
-            <w:r>
-              <w:t xml:space="preserve">55</w:t>
-            </w:r>
-          </w:p>
-        </w:tc>
-        <w:tc>
-          <w:tcPr/>
-          <w:p>
-            <w:pPr>
-              <w:numPr>
-                <w:ilvl w:val="0"/>
-                <w:numId w:val="1000"/>
-              </w:numPr>
-              <w:pStyle w:val="Compact"/>
-              <w:jc w:val="center"/>
-            </w:pPr>
-            <w:r>
-              <w:t xml:space="preserve">2829</w:t>
-            </w:r>
-          </w:p>
-        </w:tc>
-        <w:tc>
-          <w:tcPr/>
-          <w:p>
-            <w:pPr>
-              <w:numPr>
-                <w:ilvl w:val="0"/>
-                <w:numId w:val="1000"/>
-              </w:numPr>
-              <w:pStyle w:val="Compact"/>
-              <w:jc w:val="center"/>
-            </w:pPr>
-            <w:r>
-              <w:t xml:space="preserve">2329</w:t>
+              <w:t xml:space="preserve">9994</w:t>
+            </w:r>
+          </w:p>
+        </w:tc>
+        <w:tc>
+          <w:tcPr/>
+          <w:p>
+            <w:pPr>
+              <w:numPr>
+                <w:ilvl w:val="0"/>
+                <w:numId w:val="1000"/>
+              </w:numPr>
+              <w:pStyle w:val="Compact"/>
+              <w:jc w:val="center"/>
+            </w:pPr>
+            <w:r>
+              <w:t xml:space="preserve">100</w:t>
+            </w:r>
+          </w:p>
+        </w:tc>
+        <w:tc>
+          <w:tcPr/>
+          <w:p>
+            <w:pPr>
+              <w:numPr>
+                <w:ilvl w:val="0"/>
+                <w:numId w:val="1000"/>
+              </w:numPr>
+              <w:pStyle w:val="Compact"/>
+              <w:jc w:val="center"/>
+            </w:pPr>
+            <w:r>
+              <w:t xml:space="preserve">6680</w:t>
+            </w:r>
+          </w:p>
+        </w:tc>
+        <w:tc>
+          <w:tcPr/>
+          <w:p>
+            <w:pPr>
+              <w:numPr>
+                <w:ilvl w:val="0"/>
+                <w:numId w:val="1000"/>
+              </w:numPr>
+              <w:pStyle w:val="Compact"/>
+              <w:jc w:val="center"/>
+            </w:pPr>
+            <w:r>
+              <w:t xml:space="preserve">74</w:t>
+            </w:r>
+          </w:p>
+        </w:tc>
+        <w:tc>
+          <w:tcPr/>
+          <w:p>
+            <w:pPr>
+              <w:numPr>
+                <w:ilvl w:val="0"/>
+                <w:numId w:val="1000"/>
+              </w:numPr>
+              <w:pStyle w:val="Compact"/>
+              <w:jc w:val="center"/>
+            </w:pPr>
+            <w:r>
+              <w:t xml:space="preserve">5865</w:t>
+            </w:r>
+          </w:p>
+        </w:tc>
+        <w:tc>
+          <w:tcPr/>
+          <w:p>
+            <w:pPr>
+              <w:numPr>
+                <w:ilvl w:val="0"/>
+                <w:numId w:val="1000"/>
+              </w:numPr>
+              <w:pStyle w:val="Compact"/>
+              <w:jc w:val="center"/>
+            </w:pPr>
+            <w:r>
+              <w:t xml:space="preserve">58</w:t>
+            </w:r>
+          </w:p>
+        </w:tc>
+        <w:tc>
+          <w:tcPr/>
+          <w:p>
+            <w:pPr>
+              <w:numPr>
+                <w:ilvl w:val="0"/>
+                <w:numId w:val="1000"/>
+              </w:numPr>
+              <w:pStyle w:val="Compact"/>
+              <w:jc w:val="center"/>
+            </w:pPr>
+            <w:r>
+              <w:t xml:space="preserve">2528</w:t>
+            </w:r>
+          </w:p>
+        </w:tc>
+        <w:tc>
+          <w:tcPr/>
+          <w:p>
+            <w:pPr>
+              <w:numPr>
+                <w:ilvl w:val="0"/>
+                <w:numId w:val="1000"/>
+              </w:numPr>
+              <w:pStyle w:val="Compact"/>
+              <w:jc w:val="center"/>
+            </w:pPr>
+            <w:r>
+              <w:t xml:space="preserve">2175</w:t>
             </w:r>
           </w:p>
         </w:tc>
@@ -747,7 +747,7 @@
               <w:jc w:val="center"/>
             </w:pPr>
             <w:r>
-              <w:t xml:space="preserve">13705</w:t>
+              <w:t xml:space="preserve">13556</w:t>
             </w:r>
           </w:p>
         </w:tc>
@@ -779,39 +779,39 @@
               <w:jc w:val="center"/>
             </w:pPr>
             <w:r>
-              <w:t xml:space="preserve">12564</w:t>
-            </w:r>
-          </w:p>
-        </w:tc>
-        <w:tc>
-          <w:tcPr/>
-          <w:p>
-            <w:pPr>
-              <w:numPr>
-                <w:ilvl w:val="0"/>
-                <w:numId w:val="1000"/>
-              </w:numPr>
-              <w:pStyle w:val="Compact"/>
-              <w:jc w:val="center"/>
-            </w:pPr>
-            <w:r>
-              <w:t xml:space="preserve">100</w:t>
-            </w:r>
-          </w:p>
-        </w:tc>
-        <w:tc>
-          <w:tcPr/>
-          <w:p>
-            <w:pPr>
-              <w:numPr>
-                <w:ilvl w:val="0"/>
-                <w:numId w:val="1000"/>
-              </w:numPr>
-              <w:pStyle w:val="Compact"/>
-              <w:jc w:val="center"/>
-            </w:pPr>
-            <w:r>
-              <w:t xml:space="preserve">11646</w:t>
+              <w:t xml:space="preserve">12531</w:t>
+            </w:r>
+          </w:p>
+        </w:tc>
+        <w:tc>
+          <w:tcPr/>
+          <w:p>
+            <w:pPr>
+              <w:numPr>
+                <w:ilvl w:val="0"/>
+                <w:numId w:val="1000"/>
+              </w:numPr>
+              <w:pStyle w:val="Compact"/>
+              <w:jc w:val="center"/>
+            </w:pPr>
+            <w:r>
+              <w:t xml:space="preserve">99</w:t>
+            </w:r>
+          </w:p>
+        </w:tc>
+        <w:tc>
+          <w:tcPr/>
+          <w:p>
+            <w:pPr>
+              <w:numPr>
+                <w:ilvl w:val="0"/>
+                <w:numId w:val="1000"/>
+              </w:numPr>
+              <w:pStyle w:val="Compact"/>
+              <w:jc w:val="center"/>
+            </w:pPr>
+            <w:r>
+              <w:t xml:space="preserve">11594</w:t>
             </w:r>
           </w:p>
         </w:tc>
@@ -843,23 +843,23 @@
               <w:jc w:val="center"/>
             </w:pPr>
             <w:r>
-              <w:t xml:space="preserve">646</w:t>
-            </w:r>
-          </w:p>
-        </w:tc>
-        <w:tc>
-          <w:tcPr/>
-          <w:p>
-            <w:pPr>
-              <w:numPr>
-                <w:ilvl w:val="0"/>
-                <w:numId w:val="1000"/>
-              </w:numPr>
-              <w:pStyle w:val="Compact"/>
-              <w:jc w:val="center"/>
-            </w:pPr>
-            <w:r>
-              <w:t xml:space="preserve">708</w:t>
+              <w:t xml:space="preserve">645</w:t>
+            </w:r>
+          </w:p>
+        </w:tc>
+        <w:tc>
+          <w:tcPr/>
+          <w:p>
+            <w:pPr>
+              <w:numPr>
+                <w:ilvl w:val="0"/>
+                <w:numId w:val="1000"/>
+              </w:numPr>
+              <w:pStyle w:val="Compact"/>
+              <w:jc w:val="center"/>
+            </w:pPr>
+            <w:r>
+              <w:t xml:space="preserve">705</w:t>
             </w:r>
           </w:p>
         </w:tc>
@@ -893,7 +893,7 @@
               <w:jc w:val="center"/>
             </w:pPr>
             <w:r>
-              <w:t xml:space="preserve">13274</w:t>
+              <w:t xml:space="preserve">13128</w:t>
             </w:r>
           </w:p>
         </w:tc>
@@ -925,7 +925,7 @@
               <w:jc w:val="center"/>
             </w:pPr>
             <w:r>
-              <w:t xml:space="preserve">11614</w:t>
+              <w:t xml:space="preserve">11563</w:t>
             </w:r>
           </w:p>
         </w:tc>
@@ -957,7 +957,7 @@
               <w:jc w:val="center"/>
             </w:pPr>
             <w:r>
-              <w:t xml:space="preserve">10642</w:t>
+              <w:t xml:space="preserve">10558</w:t>
             </w:r>
           </w:p>
         </w:tc>
@@ -989,23 +989,23 @@
               <w:jc w:val="center"/>
             </w:pPr>
             <w:r>
-              <w:t xml:space="preserve">851</w:t>
-            </w:r>
-          </w:p>
-        </w:tc>
-        <w:tc>
-          <w:tcPr/>
-          <w:p>
-            <w:pPr>
-              <w:numPr>
-                <w:ilvl w:val="0"/>
-                <w:numId w:val="1000"/>
-              </w:numPr>
-              <w:pStyle w:val="Compact"/>
-              <w:jc w:val="center"/>
-            </w:pPr>
-            <w:r>
-              <w:t xml:space="preserve">909</w:t>
+              <w:t xml:space="preserve">849</w:t>
+            </w:r>
+          </w:p>
+        </w:tc>
+        <w:tc>
+          <w:tcPr/>
+          <w:p>
+            <w:pPr>
+              <w:numPr>
+                <w:ilvl w:val="0"/>
+                <w:numId w:val="1000"/>
+              </w:numPr>
+              <w:pStyle w:val="Compact"/>
+              <w:jc w:val="center"/>
+            </w:pPr>
+            <w:r>
+              <w:t xml:space="preserve">905</w:t>
             </w:r>
           </w:p>
         </w:tc>
@@ -1039,7 +1039,7 @@
               <w:jc w:val="center"/>
             </w:pPr>
             <w:r>
-              <w:t xml:space="preserve">12864</w:t>
+              <w:t xml:space="preserve">12721</w:t>
             </w:r>
           </w:p>
         </w:tc>
@@ -1071,7 +1071,7 @@
               <w:jc w:val="center"/>
             </w:pPr>
             <w:r>
-              <w:t xml:space="preserve">10794</w:t>
+              <w:t xml:space="preserve">10724</w:t>
             </w:r>
           </w:p>
         </w:tc>
@@ -1103,55 +1103,55 @@
               <w:jc w:val="center"/>
             </w:pPr>
             <w:r>
-              <w:t xml:space="preserve">9809</w:t>
-            </w:r>
-          </w:p>
-        </w:tc>
-        <w:tc>
-          <w:tcPr/>
-          <w:p>
-            <w:pPr>
-              <w:numPr>
-                <w:ilvl w:val="0"/>
-                <w:numId w:val="1000"/>
-              </w:numPr>
-              <w:pStyle w:val="Compact"/>
-              <w:jc w:val="center"/>
-            </w:pPr>
-            <w:r>
-              <w:t xml:space="preserve">94</w:t>
-            </w:r>
-          </w:p>
-        </w:tc>
-        <w:tc>
-          <w:tcPr/>
-          <w:p>
-            <w:pPr>
-              <w:numPr>
-                <w:ilvl w:val="0"/>
-                <w:numId w:val="1000"/>
-              </w:numPr>
-              <w:pStyle w:val="Compact"/>
-              <w:jc w:val="center"/>
-            </w:pPr>
-            <w:r>
-              <w:t xml:space="preserve">1051</w:t>
-            </w:r>
-          </w:p>
-        </w:tc>
-        <w:tc>
-          <w:tcPr/>
-          <w:p>
-            <w:pPr>
-              <w:numPr>
-                <w:ilvl w:val="0"/>
-                <w:numId w:val="1000"/>
-              </w:numPr>
-              <w:pStyle w:val="Compact"/>
-              <w:jc w:val="center"/>
-            </w:pPr>
-            <w:r>
-              <w:t xml:space="preserve">1095</w:t>
+              <w:t xml:space="preserve">9696</w:t>
+            </w:r>
+          </w:p>
+        </w:tc>
+        <w:tc>
+          <w:tcPr/>
+          <w:p>
+            <w:pPr>
+              <w:numPr>
+                <w:ilvl w:val="0"/>
+                <w:numId w:val="1000"/>
+              </w:numPr>
+              <w:pStyle w:val="Compact"/>
+              <w:jc w:val="center"/>
+            </w:pPr>
+            <w:r>
+              <w:t xml:space="preserve">93</w:t>
+            </w:r>
+          </w:p>
+        </w:tc>
+        <w:tc>
+          <w:tcPr/>
+          <w:p>
+            <w:pPr>
+              <w:numPr>
+                <w:ilvl w:val="0"/>
+                <w:numId w:val="1000"/>
+              </w:numPr>
+              <w:pStyle w:val="Compact"/>
+              <w:jc w:val="center"/>
+            </w:pPr>
+            <w:r>
+              <w:t xml:space="preserve">1048</w:t>
+            </w:r>
+          </w:p>
+        </w:tc>
+        <w:tc>
+          <w:tcPr/>
+          <w:p>
+            <w:pPr>
+              <w:numPr>
+                <w:ilvl w:val="0"/>
+                <w:numId w:val="1000"/>
+              </w:numPr>
+              <w:pStyle w:val="Compact"/>
+              <w:jc w:val="center"/>
+            </w:pPr>
+            <w:r>
+              <w:t xml:space="preserve">1091</w:t>
             </w:r>
           </w:p>
         </w:tc>

--- a/assessment/risk_tables/h2_modls_output.docx
+++ b/assessment/risk_tables/h2_modls_output.docx
@@ -77,6 +77,9 @@
         <w:tblStyle w:val="Table"/>
         <w:tblW w:type="pct" w:w="5000"/>
         <w:tblLook w:firstRow="1" w:lastRow="0" w:firstColumn="0" w:lastColumn="0" w:noHBand="0" w:noVBand="0" w:val="0020"/>
+        <w:jc w:val="start"/>
+        <w:tblInd w:w="720" w:type="dxa"/>
+        <w:tblLayout w:type="fixed"/>
       </w:tblPr>
       <w:tblGrid>
         <w:gridCol w:w="1137"/>
@@ -97,10 +100,6 @@
           <w:tcPr/>
           <w:p>
             <w:pPr>
-              <w:numPr>
-                <w:ilvl w:val="0"/>
-                <w:numId w:val="1000"/>
-              </w:numPr>
               <w:pStyle w:val="Compact"/>
               <w:jc w:val="center"/>
             </w:pPr>
@@ -119,7 +118,7 @@
                 </m:e>
                 <m:sub>
                   <m:r>
-                    <m:t>2022</m:t>
+                    <m:t>2023</m:t>
                   </m:r>
                 </m:sub>
               </m:sSub>
@@ -130,10 +129,6 @@
           <w:tcPr/>
           <w:p>
             <w:pPr>
-              <w:numPr>
-                <w:ilvl w:val="0"/>
-                <w:numId w:val="1000"/>
-              </w:numPr>
               <w:pStyle w:val="Compact"/>
               <w:jc w:val="center"/>
             </w:pPr>
@@ -146,7 +141,7 @@
                 </m:e>
                 <m:sub>
                   <m:r>
-                    <m:t>2024</m:t>
+                    <m:t>2025</m:t>
                   </m:r>
                 </m:sub>
               </m:sSub>
@@ -157,10 +152,6 @@
           <w:tcPr/>
           <w:p>
             <w:pPr>
-              <w:numPr>
-                <w:ilvl w:val="0"/>
-                <w:numId w:val="1000"/>
-              </w:numPr>
               <w:pStyle w:val="Compact"/>
               <w:jc w:val="center"/>
             </w:pPr>
@@ -176,7 +167,7 @@
                 </m:e>
                 <m:sub>
                   <m:r>
-                    <m:t>2024</m:t>
+                    <m:t>2025</m:t>
                   </m:r>
                 </m:sub>
               </m:sSub>
@@ -219,10 +210,6 @@
           <w:tcPr/>
           <w:p>
             <w:pPr>
-              <w:numPr>
-                <w:ilvl w:val="0"/>
-                <w:numId w:val="1000"/>
-              </w:numPr>
               <w:pStyle w:val="Compact"/>
               <w:jc w:val="center"/>
             </w:pPr>
@@ -235,7 +222,7 @@
                 </m:e>
                 <m:sub>
                   <m:r>
-                    <m:t>2028</m:t>
+                    <m:t>2029</m:t>
                   </m:r>
                 </m:sub>
               </m:sSub>
@@ -246,10 +233,6 @@
           <w:tcPr/>
           <w:p>
             <w:pPr>
-              <w:numPr>
-                <w:ilvl w:val="0"/>
-                <w:numId w:val="1000"/>
-              </w:numPr>
               <w:pStyle w:val="Compact"/>
               <w:jc w:val="center"/>
             </w:pPr>
@@ -265,7 +248,7 @@
                 </m:e>
                 <m:sub>
                   <m:r>
-                    <m:t>2028</m:t>
+                    <m:t>2029</m:t>
                   </m:r>
                 </m:sub>
               </m:sSub>
@@ -308,10 +291,6 @@
           <w:tcPr/>
           <w:p>
             <w:pPr>
-              <w:numPr>
-                <w:ilvl w:val="0"/>
-                <w:numId w:val="1000"/>
-              </w:numPr>
               <w:pStyle w:val="Compact"/>
               <w:jc w:val="center"/>
             </w:pPr>
@@ -324,7 +303,7 @@
                 </m:e>
                 <m:sub>
                   <m:r>
-                    <m:t>2032</m:t>
+                    <m:t>2033</m:t>
                   </m:r>
                 </m:sub>
               </m:sSub>
@@ -335,10 +314,6 @@
           <w:tcPr/>
           <w:p>
             <w:pPr>
-              <w:numPr>
-                <w:ilvl w:val="0"/>
-                <w:numId w:val="1000"/>
-              </w:numPr>
               <w:pStyle w:val="Compact"/>
               <w:jc w:val="center"/>
             </w:pPr>
@@ -354,7 +329,7 @@
                 </m:e>
                 <m:sub>
                   <m:r>
-                    <m:t>2032</m:t>
+                    <m:t>2033</m:t>
                   </m:r>
                 </m:sub>
               </m:sSub>
@@ -397,31 +372,23 @@
           <w:tcPr/>
           <w:p>
             <w:pPr>
-              <w:numPr>
-                <w:ilvl w:val="0"/>
-                <w:numId w:val="1000"/>
-              </w:numPr>
-              <w:pStyle w:val="Compact"/>
-              <w:jc w:val="center"/>
-            </w:pPr>
-            <w:r>
-              <w:t xml:space="preserve">Catch 2023 (kt)</w:t>
-            </w:r>
-          </w:p>
-        </w:tc>
-        <w:tc>
-          <w:tcPr/>
-          <w:p>
-            <w:pPr>
-              <w:numPr>
-                <w:ilvl w:val="0"/>
-                <w:numId w:val="1000"/>
-              </w:numPr>
               <w:pStyle w:val="Compact"/>
               <w:jc w:val="center"/>
             </w:pPr>
             <w:r>
               <w:t xml:space="preserve">Catch 2024 (kt)</w:t>
+            </w:r>
+          </w:p>
+        </w:tc>
+        <w:tc>
+          <w:tcPr/>
+          <w:p>
+            <w:pPr>
+              <w:pStyle w:val="Compact"/>
+              <w:jc w:val="center"/>
+            </w:pPr>
+            <w:r>
+              <w:t xml:space="preserve">Catch 2025 (kt)</w:t>
             </w:r>
           </w:p>
         </w:tc>
@@ -431,10 +398,6 @@
           <w:tcPr/>
           <w:p>
             <w:pPr>
-              <w:numPr>
-                <w:ilvl w:val="0"/>
-                <w:numId w:val="1000"/>
-              </w:numPr>
               <w:pStyle w:val="Compact"/>
               <w:jc w:val="center"/>
             </w:pPr>
@@ -447,26 +410,18 @@
           <w:tcPr/>
           <w:p>
             <w:pPr>
-              <w:numPr>
-                <w:ilvl w:val="0"/>
-                <w:numId w:val="1000"/>
-              </w:numPr>
-              <w:pStyle w:val="Compact"/>
-              <w:jc w:val="center"/>
-            </w:pPr>
-            <w:r>
-              <w:t xml:space="preserve">14976</w:t>
-            </w:r>
-          </w:p>
-        </w:tc>
-        <w:tc>
-          <w:tcPr/>
-          <w:p>
-            <w:pPr>
-              <w:numPr>
-                <w:ilvl w:val="0"/>
-                <w:numId w:val="1000"/>
-              </w:numPr>
+              <w:pStyle w:val="Compact"/>
+              <w:jc w:val="center"/>
+            </w:pPr>
+            <w:r>
+              <w:t xml:space="preserve">14583</w:t>
+            </w:r>
+          </w:p>
+        </w:tc>
+        <w:tc>
+          <w:tcPr/>
+          <w:p>
+            <w:pPr>
               <w:pStyle w:val="Compact"/>
               <w:jc w:val="center"/>
             </w:pPr>
@@ -479,26 +434,18 @@
           <w:tcPr/>
           <w:p>
             <w:pPr>
-              <w:numPr>
-                <w:ilvl w:val="0"/>
-                <w:numId w:val="1000"/>
-              </w:numPr>
-              <w:pStyle w:val="Compact"/>
-              <w:jc w:val="center"/>
-            </w:pPr>
-            <w:r>
-              <w:t xml:space="preserve">16498</w:t>
-            </w:r>
-          </w:p>
-        </w:tc>
-        <w:tc>
-          <w:tcPr/>
-          <w:p>
-            <w:pPr>
-              <w:numPr>
-                <w:ilvl w:val="0"/>
-                <w:numId w:val="1000"/>
-              </w:numPr>
+              <w:pStyle w:val="Compact"/>
+              <w:jc w:val="center"/>
+            </w:pPr>
+            <w:r>
+              <w:t xml:space="preserve">15181</w:t>
+            </w:r>
+          </w:p>
+        </w:tc>
+        <w:tc>
+          <w:tcPr/>
+          <w:p>
+            <w:pPr>
               <w:pStyle w:val="Compact"/>
               <w:jc w:val="center"/>
             </w:pPr>
@@ -511,26 +458,18 @@
           <w:tcPr/>
           <w:p>
             <w:pPr>
-              <w:numPr>
-                <w:ilvl w:val="0"/>
-                <w:numId w:val="1000"/>
-              </w:numPr>
-              <w:pStyle w:val="Compact"/>
-              <w:jc w:val="center"/>
-            </w:pPr>
-            <w:r>
-              <w:t xml:space="preserve">16371</w:t>
-            </w:r>
-          </w:p>
-        </w:tc>
-        <w:tc>
-          <w:tcPr/>
-          <w:p>
-            <w:pPr>
-              <w:numPr>
-                <w:ilvl w:val="0"/>
-                <w:numId w:val="1000"/>
-              </w:numPr>
+              <w:pStyle w:val="Compact"/>
+              <w:jc w:val="center"/>
+            </w:pPr>
+            <w:r>
+              <w:t xml:space="preserve">14664</w:t>
+            </w:r>
+          </w:p>
+        </w:tc>
+        <w:tc>
+          <w:tcPr/>
+          <w:p>
+            <w:pPr>
               <w:pStyle w:val="Compact"/>
               <w:jc w:val="center"/>
             </w:pPr>
@@ -543,10 +482,6 @@
           <w:tcPr/>
           <w:p>
             <w:pPr>
-              <w:numPr>
-                <w:ilvl w:val="0"/>
-                <w:numId w:val="1000"/>
-              </w:numPr>
               <w:pStyle w:val="Compact"/>
               <w:jc w:val="center"/>
             </w:pPr>
@@ -559,10 +494,6 @@
           <w:tcPr/>
           <w:p>
             <w:pPr>
-              <w:numPr>
-                <w:ilvl w:val="0"/>
-                <w:numId w:val="1000"/>
-              </w:numPr>
               <w:pStyle w:val="Compact"/>
               <w:jc w:val="center"/>
             </w:pPr>
@@ -577,10 +508,6 @@
           <w:tcPr/>
           <w:p>
             <w:pPr>
-              <w:numPr>
-                <w:ilvl w:val="0"/>
-                <w:numId w:val="1000"/>
-              </w:numPr>
               <w:pStyle w:val="Compact"/>
               <w:jc w:val="center"/>
             </w:pPr>
@@ -593,26 +520,18 @@
           <w:tcPr/>
           <w:p>
             <w:pPr>
-              <w:numPr>
-                <w:ilvl w:val="0"/>
-                <w:numId w:val="1000"/>
-              </w:numPr>
-              <w:pStyle w:val="Compact"/>
-              <w:jc w:val="center"/>
-            </w:pPr>
-            <w:r>
-              <w:t xml:space="preserve">9994</w:t>
-            </w:r>
-          </w:p>
-        </w:tc>
-        <w:tc>
-          <w:tcPr/>
-          <w:p>
-            <w:pPr>
-              <w:numPr>
-                <w:ilvl w:val="0"/>
-                <w:numId w:val="1000"/>
-              </w:numPr>
+              <w:pStyle w:val="Compact"/>
+              <w:jc w:val="center"/>
+            </w:pPr>
+            <w:r>
+              <w:t xml:space="preserve">8215</w:t>
+            </w:r>
+          </w:p>
+        </w:tc>
+        <w:tc>
+          <w:tcPr/>
+          <w:p>
+            <w:pPr>
               <w:pStyle w:val="Compact"/>
               <w:jc w:val="center"/>
             </w:pPr>
@@ -625,95 +544,71 @@
           <w:tcPr/>
           <w:p>
             <w:pPr>
-              <w:numPr>
-                <w:ilvl w:val="0"/>
-                <w:numId w:val="1000"/>
-              </w:numPr>
-              <w:pStyle w:val="Compact"/>
-              <w:jc w:val="center"/>
-            </w:pPr>
-            <w:r>
-              <w:t xml:space="preserve">6680</w:t>
-            </w:r>
-          </w:p>
-        </w:tc>
-        <w:tc>
-          <w:tcPr/>
-          <w:p>
-            <w:pPr>
-              <w:numPr>
-                <w:ilvl w:val="0"/>
-                <w:numId w:val="1000"/>
-              </w:numPr>
-              <w:pStyle w:val="Compact"/>
-              <w:jc w:val="center"/>
-            </w:pPr>
-            <w:r>
-              <w:t xml:space="preserve">74</w:t>
-            </w:r>
-          </w:p>
-        </w:tc>
-        <w:tc>
-          <w:tcPr/>
-          <w:p>
-            <w:pPr>
-              <w:numPr>
-                <w:ilvl w:val="0"/>
-                <w:numId w:val="1000"/>
-              </w:numPr>
-              <w:pStyle w:val="Compact"/>
-              <w:jc w:val="center"/>
-            </w:pPr>
-            <w:r>
-              <w:t xml:space="preserve">5865</w:t>
-            </w:r>
-          </w:p>
-        </w:tc>
-        <w:tc>
-          <w:tcPr/>
-          <w:p>
-            <w:pPr>
-              <w:numPr>
-                <w:ilvl w:val="0"/>
-                <w:numId w:val="1000"/>
-              </w:numPr>
-              <w:pStyle w:val="Compact"/>
-              <w:jc w:val="center"/>
-            </w:pPr>
-            <w:r>
-              <w:t xml:space="preserve">58</w:t>
-            </w:r>
-          </w:p>
-        </w:tc>
-        <w:tc>
-          <w:tcPr/>
-          <w:p>
-            <w:pPr>
-              <w:numPr>
-                <w:ilvl w:val="0"/>
-                <w:numId w:val="1000"/>
-              </w:numPr>
-              <w:pStyle w:val="Compact"/>
-              <w:jc w:val="center"/>
-            </w:pPr>
-            <w:r>
-              <w:t xml:space="preserve">2528</w:t>
-            </w:r>
-          </w:p>
-        </w:tc>
-        <w:tc>
-          <w:tcPr/>
-          <w:p>
-            <w:pPr>
-              <w:numPr>
-                <w:ilvl w:val="0"/>
-                <w:numId w:val="1000"/>
-              </w:numPr>
-              <w:pStyle w:val="Compact"/>
-              <w:jc w:val="center"/>
-            </w:pPr>
-            <w:r>
-              <w:t xml:space="preserve">2175</w:t>
+              <w:pStyle w:val="Compact"/>
+              <w:jc w:val="center"/>
+            </w:pPr>
+            <w:r>
+              <w:t xml:space="preserve">5119</w:t>
+            </w:r>
+          </w:p>
+        </w:tc>
+        <w:tc>
+          <w:tcPr/>
+          <w:p>
+            <w:pPr>
+              <w:pStyle w:val="Compact"/>
+              <w:jc w:val="center"/>
+            </w:pPr>
+            <w:r>
+              <w:t xml:space="preserve">100</w:t>
+            </w:r>
+          </w:p>
+        </w:tc>
+        <w:tc>
+          <w:tcPr/>
+          <w:p>
+            <w:pPr>
+              <w:pStyle w:val="Compact"/>
+              <w:jc w:val="center"/>
+            </w:pPr>
+            <w:r>
+              <w:t xml:space="preserve">4623</w:t>
+            </w:r>
+          </w:p>
+        </w:tc>
+        <w:tc>
+          <w:tcPr/>
+          <w:p>
+            <w:pPr>
+              <w:pStyle w:val="Compact"/>
+              <w:jc w:val="center"/>
+            </w:pPr>
+            <w:r>
+              <w:t xml:space="preserve">100</w:t>
+            </w:r>
+          </w:p>
+        </w:tc>
+        <w:tc>
+          <w:tcPr/>
+          <w:p>
+            <w:pPr>
+              <w:pStyle w:val="Compact"/>
+              <w:jc w:val="center"/>
+            </w:pPr>
+            <w:r>
+              <w:t xml:space="preserve">4064</w:t>
+            </w:r>
+          </w:p>
+        </w:tc>
+        <w:tc>
+          <w:tcPr/>
+          <w:p>
+            <w:pPr>
+              <w:pStyle w:val="Compact"/>
+              <w:jc w:val="center"/>
+            </w:pPr>
+            <w:r>
+              <w:t xml:space="preserve">3012</w:t>
             </w:r>
           </w:p>
         </w:tc>
@@ -723,10 +618,6 @@
           <w:tcPr/>
           <w:p>
             <w:pPr>
-              <w:numPr>
-                <w:ilvl w:val="0"/>
-                <w:numId w:val="1000"/>
-              </w:numPr>
               <w:pStyle w:val="Compact"/>
               <w:jc w:val="center"/>
             </w:pPr>
@@ -739,26 +630,18 @@
           <w:tcPr/>
           <w:p>
             <w:pPr>
-              <w:numPr>
-                <w:ilvl w:val="0"/>
-                <w:numId w:val="1000"/>
-              </w:numPr>
-              <w:pStyle w:val="Compact"/>
-              <w:jc w:val="center"/>
-            </w:pPr>
-            <w:r>
-              <w:t xml:space="preserve">13556</w:t>
-            </w:r>
-          </w:p>
-        </w:tc>
-        <w:tc>
-          <w:tcPr/>
-          <w:p>
-            <w:pPr>
-              <w:numPr>
-                <w:ilvl w:val="0"/>
-                <w:numId w:val="1000"/>
-              </w:numPr>
+              <w:pStyle w:val="Compact"/>
+              <w:jc w:val="center"/>
+            </w:pPr>
+            <w:r>
+              <w:t xml:space="preserve">13086</w:t>
+            </w:r>
+          </w:p>
+        </w:tc>
+        <w:tc>
+          <w:tcPr/>
+          <w:p>
+            <w:pPr>
               <w:pStyle w:val="Compact"/>
               <w:jc w:val="center"/>
             </w:pPr>
@@ -771,95 +654,71 @@
           <w:tcPr/>
           <w:p>
             <w:pPr>
-              <w:numPr>
-                <w:ilvl w:val="0"/>
-                <w:numId w:val="1000"/>
-              </w:numPr>
-              <w:pStyle w:val="Compact"/>
-              <w:jc w:val="center"/>
-            </w:pPr>
-            <w:r>
-              <w:t xml:space="preserve">12531</w:t>
-            </w:r>
-          </w:p>
-        </w:tc>
-        <w:tc>
-          <w:tcPr/>
-          <w:p>
-            <w:pPr>
-              <w:numPr>
-                <w:ilvl w:val="0"/>
-                <w:numId w:val="1000"/>
-              </w:numPr>
-              <w:pStyle w:val="Compact"/>
-              <w:jc w:val="center"/>
-            </w:pPr>
-            <w:r>
-              <w:t xml:space="preserve">99</w:t>
-            </w:r>
-          </w:p>
-        </w:tc>
-        <w:tc>
-          <w:tcPr/>
-          <w:p>
-            <w:pPr>
-              <w:numPr>
-                <w:ilvl w:val="0"/>
-                <w:numId w:val="1000"/>
-              </w:numPr>
-              <w:pStyle w:val="Compact"/>
-              <w:jc w:val="center"/>
-            </w:pPr>
-            <w:r>
-              <w:t xml:space="preserve">11594</w:t>
-            </w:r>
-          </w:p>
-        </w:tc>
-        <w:tc>
-          <w:tcPr/>
-          <w:p>
-            <w:pPr>
-              <w:numPr>
-                <w:ilvl w:val="0"/>
-                <w:numId w:val="1000"/>
-              </w:numPr>
-              <w:pStyle w:val="Compact"/>
-              <w:jc w:val="center"/>
-            </w:pPr>
-            <w:r>
-              <w:t xml:space="preserve">98</w:t>
-            </w:r>
-          </w:p>
-        </w:tc>
-        <w:tc>
-          <w:tcPr/>
-          <w:p>
-            <w:pPr>
-              <w:numPr>
-                <w:ilvl w:val="0"/>
-                <w:numId w:val="1000"/>
-              </w:numPr>
-              <w:pStyle w:val="Compact"/>
-              <w:jc w:val="center"/>
-            </w:pPr>
-            <w:r>
-              <w:t xml:space="preserve">645</w:t>
-            </w:r>
-          </w:p>
-        </w:tc>
-        <w:tc>
-          <w:tcPr/>
-          <w:p>
-            <w:pPr>
-              <w:numPr>
-                <w:ilvl w:val="0"/>
-                <w:numId w:val="1000"/>
-              </w:numPr>
-              <w:pStyle w:val="Compact"/>
-              <w:jc w:val="center"/>
-            </w:pPr>
-            <w:r>
-              <w:t xml:space="preserve">705</w:t>
+              <w:pStyle w:val="Compact"/>
+              <w:jc w:val="center"/>
+            </w:pPr>
+            <w:r>
+              <w:t xml:space="preserve">11078</w:t>
+            </w:r>
+          </w:p>
+        </w:tc>
+        <w:tc>
+          <w:tcPr/>
+          <w:p>
+            <w:pPr>
+              <w:pStyle w:val="Compact"/>
+              <w:jc w:val="center"/>
+            </w:pPr>
+            <w:r>
+              <w:t xml:space="preserve">100</w:t>
+            </w:r>
+          </w:p>
+        </w:tc>
+        <w:tc>
+          <w:tcPr/>
+          <w:p>
+            <w:pPr>
+              <w:pStyle w:val="Compact"/>
+              <w:jc w:val="center"/>
+            </w:pPr>
+            <w:r>
+              <w:t xml:space="preserve">10138</w:t>
+            </w:r>
+          </w:p>
+        </w:tc>
+        <w:tc>
+          <w:tcPr/>
+          <w:p>
+            <w:pPr>
+              <w:pStyle w:val="Compact"/>
+              <w:jc w:val="center"/>
+            </w:pPr>
+            <w:r>
+              <w:t xml:space="preserve">100</w:t>
+            </w:r>
+          </w:p>
+        </w:tc>
+        <w:tc>
+          <w:tcPr/>
+          <w:p>
+            <w:pPr>
+              <w:pStyle w:val="Compact"/>
+              <w:jc w:val="center"/>
+            </w:pPr>
+            <w:r>
+              <w:t xml:space="preserve">780</w:t>
+            </w:r>
+          </w:p>
+        </w:tc>
+        <w:tc>
+          <w:tcPr/>
+          <w:p>
+            <w:pPr>
+              <w:pStyle w:val="Compact"/>
+              <w:jc w:val="center"/>
+            </w:pPr>
+            <w:r>
+              <w:t xml:space="preserve">870</w:t>
             </w:r>
           </w:p>
         </w:tc>
@@ -869,10 +728,6 @@
           <w:tcPr/>
           <w:p>
             <w:pPr>
-              <w:numPr>
-                <w:ilvl w:val="0"/>
-                <w:numId w:val="1000"/>
-              </w:numPr>
               <w:pStyle w:val="Compact"/>
               <w:jc w:val="center"/>
             </w:pPr>
@@ -885,26 +740,18 @@
           <w:tcPr/>
           <w:p>
             <w:pPr>
-              <w:numPr>
-                <w:ilvl w:val="0"/>
-                <w:numId w:val="1000"/>
-              </w:numPr>
-              <w:pStyle w:val="Compact"/>
-              <w:jc w:val="center"/>
-            </w:pPr>
-            <w:r>
-              <w:t xml:space="preserve">13128</w:t>
-            </w:r>
-          </w:p>
-        </w:tc>
-        <w:tc>
-          <w:tcPr/>
-          <w:p>
-            <w:pPr>
-              <w:numPr>
-                <w:ilvl w:val="0"/>
-                <w:numId w:val="1000"/>
-              </w:numPr>
+              <w:pStyle w:val="Compact"/>
+              <w:jc w:val="center"/>
+            </w:pPr>
+            <w:r>
+              <w:t xml:space="preserve">12647</w:t>
+            </w:r>
+          </w:p>
+        </w:tc>
+        <w:tc>
+          <w:tcPr/>
+          <w:p>
+            <w:pPr>
               <w:pStyle w:val="Compact"/>
               <w:jc w:val="center"/>
             </w:pPr>
@@ -917,95 +764,71 @@
           <w:tcPr/>
           <w:p>
             <w:pPr>
-              <w:numPr>
-                <w:ilvl w:val="0"/>
-                <w:numId w:val="1000"/>
-              </w:numPr>
-              <w:pStyle w:val="Compact"/>
-              <w:jc w:val="center"/>
-            </w:pPr>
-            <w:r>
-              <w:t xml:space="preserve">11563</w:t>
-            </w:r>
-          </w:p>
-        </w:tc>
-        <w:tc>
-          <w:tcPr/>
-          <w:p>
-            <w:pPr>
-              <w:numPr>
-                <w:ilvl w:val="0"/>
-                <w:numId w:val="1000"/>
-              </w:numPr>
-              <w:pStyle w:val="Compact"/>
-              <w:jc w:val="center"/>
-            </w:pPr>
-            <w:r>
-              <w:t xml:space="preserve">99</w:t>
-            </w:r>
-          </w:p>
-        </w:tc>
-        <w:tc>
-          <w:tcPr/>
-          <w:p>
-            <w:pPr>
-              <w:numPr>
-                <w:ilvl w:val="0"/>
-                <w:numId w:val="1000"/>
-              </w:numPr>
-              <w:pStyle w:val="Compact"/>
-              <w:jc w:val="center"/>
-            </w:pPr>
-            <w:r>
-              <w:t xml:space="preserve">10558</w:t>
-            </w:r>
-          </w:p>
-        </w:tc>
-        <w:tc>
-          <w:tcPr/>
-          <w:p>
-            <w:pPr>
-              <w:numPr>
-                <w:ilvl w:val="0"/>
-                <w:numId w:val="1000"/>
-              </w:numPr>
-              <w:pStyle w:val="Compact"/>
-              <w:jc w:val="center"/>
-            </w:pPr>
-            <w:r>
-              <w:t xml:space="preserve">96</w:t>
-            </w:r>
-          </w:p>
-        </w:tc>
-        <w:tc>
-          <w:tcPr/>
-          <w:p>
-            <w:pPr>
-              <w:numPr>
-                <w:ilvl w:val="0"/>
-                <w:numId w:val="1000"/>
-              </w:numPr>
-              <w:pStyle w:val="Compact"/>
-              <w:jc w:val="center"/>
-            </w:pPr>
-            <w:r>
-              <w:t xml:space="preserve">849</w:t>
-            </w:r>
-          </w:p>
-        </w:tc>
-        <w:tc>
-          <w:tcPr/>
-          <w:p>
-            <w:pPr>
-              <w:numPr>
-                <w:ilvl w:val="0"/>
-                <w:numId w:val="1000"/>
-              </w:numPr>
-              <w:pStyle w:val="Compact"/>
-              <w:jc w:val="center"/>
-            </w:pPr>
-            <w:r>
-              <w:t xml:space="preserve">905</w:t>
+              <w:pStyle w:val="Compact"/>
+              <w:jc w:val="center"/>
+            </w:pPr>
+            <w:r>
+              <w:t xml:space="preserve">10194</w:t>
+            </w:r>
+          </w:p>
+        </w:tc>
+        <w:tc>
+          <w:tcPr/>
+          <w:p>
+            <w:pPr>
+              <w:pStyle w:val="Compact"/>
+              <w:jc w:val="center"/>
+            </w:pPr>
+            <w:r>
+              <w:t xml:space="preserve">100</w:t>
+            </w:r>
+          </w:p>
+        </w:tc>
+        <w:tc>
+          <w:tcPr/>
+          <w:p>
+            <w:pPr>
+              <w:pStyle w:val="Compact"/>
+              <w:jc w:val="center"/>
+            </w:pPr>
+            <w:r>
+              <w:t xml:space="preserve">9301</w:t>
+            </w:r>
+          </w:p>
+        </w:tc>
+        <w:tc>
+          <w:tcPr/>
+          <w:p>
+            <w:pPr>
+              <w:pStyle w:val="Compact"/>
+              <w:jc w:val="center"/>
+            </w:pPr>
+            <w:r>
+              <w:t xml:space="preserve">100</w:t>
+            </w:r>
+          </w:p>
+        </w:tc>
+        <w:tc>
+          <w:tcPr/>
+          <w:p>
+            <w:pPr>
+              <w:pStyle w:val="Compact"/>
+              <w:jc w:val="center"/>
+            </w:pPr>
+            <w:r>
+              <w:t xml:space="preserve">1024</w:t>
+            </w:r>
+          </w:p>
+        </w:tc>
+        <w:tc>
+          <w:tcPr/>
+          <w:p>
+            <w:pPr>
+              <w:pStyle w:val="Compact"/>
+              <w:jc w:val="center"/>
+            </w:pPr>
+            <w:r>
+              <w:t xml:space="preserve">1110</w:t>
             </w:r>
           </w:p>
         </w:tc>
@@ -1015,10 +838,6 @@
           <w:tcPr/>
           <w:p>
             <w:pPr>
-              <w:numPr>
-                <w:ilvl w:val="0"/>
-                <w:numId w:val="1000"/>
-              </w:numPr>
               <w:pStyle w:val="Compact"/>
               <w:jc w:val="center"/>
             </w:pPr>
@@ -1031,26 +850,18 @@
           <w:tcPr/>
           <w:p>
             <w:pPr>
-              <w:numPr>
-                <w:ilvl w:val="0"/>
-                <w:numId w:val="1000"/>
-              </w:numPr>
-              <w:pStyle w:val="Compact"/>
-              <w:jc w:val="center"/>
-            </w:pPr>
-            <w:r>
-              <w:t xml:space="preserve">12721</w:t>
-            </w:r>
-          </w:p>
-        </w:tc>
-        <w:tc>
-          <w:tcPr/>
-          <w:p>
-            <w:pPr>
-              <w:numPr>
-                <w:ilvl w:val="0"/>
-                <w:numId w:val="1000"/>
-              </w:numPr>
+              <w:pStyle w:val="Compact"/>
+              <w:jc w:val="center"/>
+            </w:pPr>
+            <w:r>
+              <w:t xml:space="preserve">12233</w:t>
+            </w:r>
+          </w:p>
+        </w:tc>
+        <w:tc>
+          <w:tcPr/>
+          <w:p>
+            <w:pPr>
               <w:pStyle w:val="Compact"/>
               <w:jc w:val="center"/>
             </w:pPr>
@@ -1063,95 +874,71 @@
           <w:tcPr/>
           <w:p>
             <w:pPr>
-              <w:numPr>
-                <w:ilvl w:val="0"/>
-                <w:numId w:val="1000"/>
-              </w:numPr>
-              <w:pStyle w:val="Compact"/>
-              <w:jc w:val="center"/>
-            </w:pPr>
-            <w:r>
-              <w:t xml:space="preserve">10724</w:t>
-            </w:r>
-          </w:p>
-        </w:tc>
-        <w:tc>
-          <w:tcPr/>
-          <w:p>
-            <w:pPr>
-              <w:numPr>
-                <w:ilvl w:val="0"/>
-                <w:numId w:val="1000"/>
-              </w:numPr>
-              <w:pStyle w:val="Compact"/>
-              <w:jc w:val="center"/>
-            </w:pPr>
-            <w:r>
-              <w:t xml:space="preserve">98</w:t>
-            </w:r>
-          </w:p>
-        </w:tc>
-        <w:tc>
-          <w:tcPr/>
-          <w:p>
-            <w:pPr>
-              <w:numPr>
-                <w:ilvl w:val="0"/>
-                <w:numId w:val="1000"/>
-              </w:numPr>
-              <w:pStyle w:val="Compact"/>
-              <w:jc w:val="center"/>
-            </w:pPr>
-            <w:r>
-              <w:t xml:space="preserve">9696</w:t>
-            </w:r>
-          </w:p>
-        </w:tc>
-        <w:tc>
-          <w:tcPr/>
-          <w:p>
-            <w:pPr>
-              <w:numPr>
-                <w:ilvl w:val="0"/>
-                <w:numId w:val="1000"/>
-              </w:numPr>
-              <w:pStyle w:val="Compact"/>
-              <w:jc w:val="center"/>
-            </w:pPr>
-            <w:r>
-              <w:t xml:space="preserve">93</w:t>
-            </w:r>
-          </w:p>
-        </w:tc>
-        <w:tc>
-          <w:tcPr/>
-          <w:p>
-            <w:pPr>
-              <w:numPr>
-                <w:ilvl w:val="0"/>
-                <w:numId w:val="1000"/>
-              </w:numPr>
-              <w:pStyle w:val="Compact"/>
-              <w:jc w:val="center"/>
-            </w:pPr>
-            <w:r>
-              <w:t xml:space="preserve">1048</w:t>
-            </w:r>
-          </w:p>
-        </w:tc>
-        <w:tc>
-          <w:tcPr/>
-          <w:p>
-            <w:pPr>
-              <w:numPr>
-                <w:ilvl w:val="0"/>
-                <w:numId w:val="1000"/>
-              </w:numPr>
-              <w:pStyle w:val="Compact"/>
-              <w:jc w:val="center"/>
-            </w:pPr>
-            <w:r>
-              <w:t xml:space="preserve">1091</w:t>
+              <w:pStyle w:val="Compact"/>
+              <w:jc w:val="center"/>
+            </w:pPr>
+            <w:r>
+              <w:t xml:space="preserve">9462</w:t>
+            </w:r>
+          </w:p>
+        </w:tc>
+        <w:tc>
+          <w:tcPr/>
+          <w:p>
+            <w:pPr>
+              <w:pStyle w:val="Compact"/>
+              <w:jc w:val="center"/>
+            </w:pPr>
+            <w:r>
+              <w:t xml:space="preserve">100</w:t>
+            </w:r>
+          </w:p>
+        </w:tc>
+        <w:tc>
+          <w:tcPr/>
+          <w:p>
+            <w:pPr>
+              <w:pStyle w:val="Compact"/>
+              <w:jc w:val="center"/>
+            </w:pPr>
+            <w:r>
+              <w:t xml:space="preserve">8631</w:t>
+            </w:r>
+          </w:p>
+        </w:tc>
+        <w:tc>
+          <w:tcPr/>
+          <w:p>
+            <w:pPr>
+              <w:pStyle w:val="Compact"/>
+              <w:jc w:val="center"/>
+            </w:pPr>
+            <w:r>
+              <w:t xml:space="preserve">100</w:t>
+            </w:r>
+          </w:p>
+        </w:tc>
+        <w:tc>
+          <w:tcPr/>
+          <w:p>
+            <w:pPr>
+              <w:pStyle w:val="Compact"/>
+              <w:jc w:val="center"/>
+            </w:pPr>
+            <w:r>
+              <w:t xml:space="preserve">1262</w:t>
+            </w:r>
+          </w:p>
+        </w:tc>
+        <w:tc>
+          <w:tcPr/>
+          <w:p>
+            <w:pPr>
+              <w:pStyle w:val="Compact"/>
+              <w:jc w:val="center"/>
+            </w:pPr>
+            <w:r>
+              <w:t xml:space="preserve">1328</w:t>
             </w:r>
           </w:p>
         </w:tc>
@@ -1180,6 +967,9 @@
         <w:tblStyle w:val="Table"/>
         <w:tblW w:type="pct" w:w="5000"/>
         <w:tblLook w:firstRow="1" w:lastRow="0" w:firstColumn="0" w:lastColumn="0" w:noHBand="0" w:noVBand="0" w:val="0020"/>
+        <w:jc w:val="start"/>
+        <w:tblInd w:w="720" w:type="dxa"/>
+        <w:tblLayout w:type="fixed"/>
       </w:tblPr>
       <w:tblGrid>
         <w:gridCol w:w="1137"/>
@@ -1200,10 +990,6 @@
           <w:tcPr/>
           <w:p>
             <w:pPr>
-              <w:numPr>
-                <w:ilvl w:val="0"/>
-                <w:numId w:val="1000"/>
-              </w:numPr>
               <w:pStyle w:val="Compact"/>
               <w:jc w:val="center"/>
             </w:pPr>
@@ -1222,7 +1008,7 @@
                 </m:e>
                 <m:sub>
                   <m:r>
-                    <m:t>2022</m:t>
+                    <m:t>2023</m:t>
                   </m:r>
                 </m:sub>
               </m:sSub>
@@ -1233,10 +1019,6 @@
           <w:tcPr/>
           <w:p>
             <w:pPr>
-              <w:numPr>
-                <w:ilvl w:val="0"/>
-                <w:numId w:val="1000"/>
-              </w:numPr>
               <w:pStyle w:val="Compact"/>
               <w:jc w:val="center"/>
             </w:pPr>
@@ -1249,7 +1031,7 @@
                 </m:e>
                 <m:sub>
                   <m:r>
-                    <m:t>2024</m:t>
+                    <m:t>2025</m:t>
                   </m:r>
                 </m:sub>
               </m:sSub>
@@ -1260,10 +1042,6 @@
           <w:tcPr/>
           <w:p>
             <w:pPr>
-              <w:numPr>
-                <w:ilvl w:val="0"/>
-                <w:numId w:val="1000"/>
-              </w:numPr>
               <w:pStyle w:val="Compact"/>
               <w:jc w:val="center"/>
             </w:pPr>
@@ -1279,7 +1057,7 @@
                 </m:e>
                 <m:sub>
                   <m:r>
-                    <m:t>2024</m:t>
+                    <m:t>2025</m:t>
                   </m:r>
                 </m:sub>
               </m:sSub>
@@ -1322,10 +1100,6 @@
           <w:tcPr/>
           <w:p>
             <w:pPr>
-              <w:numPr>
-                <w:ilvl w:val="0"/>
-                <w:numId w:val="1000"/>
-              </w:numPr>
               <w:pStyle w:val="Compact"/>
               <w:jc w:val="center"/>
             </w:pPr>
@@ -1338,7 +1112,7 @@
                 </m:e>
                 <m:sub>
                   <m:r>
-                    <m:t>2028</m:t>
+                    <m:t>2029</m:t>
                   </m:r>
                 </m:sub>
               </m:sSub>
@@ -1349,10 +1123,6 @@
           <w:tcPr/>
           <w:p>
             <w:pPr>
-              <w:numPr>
-                <w:ilvl w:val="0"/>
-                <w:numId w:val="1000"/>
-              </w:numPr>
               <w:pStyle w:val="Compact"/>
               <w:jc w:val="center"/>
             </w:pPr>
@@ -1368,7 +1138,7 @@
                 </m:e>
                 <m:sub>
                   <m:r>
-                    <m:t>2028</m:t>
+                    <m:t>2029</m:t>
                   </m:r>
                 </m:sub>
               </m:sSub>
@@ -1411,10 +1181,6 @@
           <w:tcPr/>
           <w:p>
             <w:pPr>
-              <w:numPr>
-                <w:ilvl w:val="0"/>
-                <w:numId w:val="1000"/>
-              </w:numPr>
               <w:pStyle w:val="Compact"/>
               <w:jc w:val="center"/>
             </w:pPr>
@@ -1427,7 +1193,7 @@
                 </m:e>
                 <m:sub>
                   <m:r>
-                    <m:t>2032</m:t>
+                    <m:t>2033</m:t>
                   </m:r>
                 </m:sub>
               </m:sSub>
@@ -1438,10 +1204,6 @@
           <w:tcPr/>
           <w:p>
             <w:pPr>
-              <w:numPr>
-                <w:ilvl w:val="0"/>
-                <w:numId w:val="1000"/>
-              </w:numPr>
               <w:pStyle w:val="Compact"/>
               <w:jc w:val="center"/>
             </w:pPr>
@@ -1457,7 +1219,7 @@
                 </m:e>
                 <m:sub>
                   <m:r>
-                    <m:t>2032</m:t>
+                    <m:t>2033</m:t>
                   </m:r>
                 </m:sub>
               </m:sSub>
@@ -1500,31 +1262,23 @@
           <w:tcPr/>
           <w:p>
             <w:pPr>
-              <w:numPr>
-                <w:ilvl w:val="0"/>
-                <w:numId w:val="1000"/>
-              </w:numPr>
-              <w:pStyle w:val="Compact"/>
-              <w:jc w:val="center"/>
-            </w:pPr>
-            <w:r>
-              <w:t xml:space="preserve">Catch 2023 (kt)</w:t>
-            </w:r>
-          </w:p>
-        </w:tc>
-        <w:tc>
-          <w:tcPr/>
-          <w:p>
-            <w:pPr>
-              <w:numPr>
-                <w:ilvl w:val="0"/>
-                <w:numId w:val="1000"/>
-              </w:numPr>
               <w:pStyle w:val="Compact"/>
               <w:jc w:val="center"/>
             </w:pPr>
             <w:r>
               <w:t xml:space="preserve">Catch 2024 (kt)</w:t>
+            </w:r>
+          </w:p>
+        </w:tc>
+        <w:tc>
+          <w:tcPr/>
+          <w:p>
+            <w:pPr>
+              <w:pStyle w:val="Compact"/>
+              <w:jc w:val="center"/>
+            </w:pPr>
+            <w:r>
+              <w:t xml:space="preserve">Catch 2025 (kt)</w:t>
             </w:r>
           </w:p>
         </w:tc>
@@ -1534,10 +1288,6 @@
           <w:tcPr/>
           <w:p>
             <w:pPr>
-              <w:numPr>
-                <w:ilvl w:val="0"/>
-                <w:numId w:val="1000"/>
-              </w:numPr>
               <w:pStyle w:val="Compact"/>
               <w:jc w:val="center"/>
             </w:pPr>
@@ -1550,106 +1300,18 @@
           <w:tcPr/>
           <w:p>
             <w:pPr>
-              <w:numPr>
-                <w:ilvl w:val="0"/>
-                <w:numId w:val="1000"/>
-              </w:numPr>
-              <w:pStyle w:val="Compact"/>
-              <w:jc w:val="center"/>
-            </w:pPr>
-            <w:r>
-              <w:t xml:space="preserve">1460</w:t>
-            </w:r>
-          </w:p>
-        </w:tc>
-        <w:tc>
-          <w:tcPr/>
-          <w:p>
-            <w:pPr>
-              <w:numPr>
-                <w:ilvl w:val="0"/>
-                <w:numId w:val="1000"/>
-              </w:numPr>
-              <w:pStyle w:val="Compact"/>
-              <w:jc w:val="center"/>
-            </w:pPr>
-            <w:r>
-              <w:t xml:space="preserve">100</w:t>
-            </w:r>
-          </w:p>
-        </w:tc>
-        <w:tc>
-          <w:tcPr/>
-          <w:p>
-            <w:pPr>
-              <w:numPr>
-                <w:ilvl w:val="0"/>
-                <w:numId w:val="1000"/>
-              </w:numPr>
-              <w:pStyle w:val="Compact"/>
-              <w:jc w:val="center"/>
-            </w:pPr>
-            <w:r>
-              <w:t xml:space="preserve">1374</w:t>
-            </w:r>
-          </w:p>
-        </w:tc>
-        <w:tc>
-          <w:tcPr/>
-          <w:p>
-            <w:pPr>
-              <w:numPr>
-                <w:ilvl w:val="0"/>
-                <w:numId w:val="1000"/>
-              </w:numPr>
-              <w:pStyle w:val="Compact"/>
-              <w:jc w:val="center"/>
-            </w:pPr>
-            <w:r>
-              <w:t xml:space="preserve">100</w:t>
-            </w:r>
-          </w:p>
-        </w:tc>
-        <w:tc>
-          <w:tcPr/>
-          <w:p>
-            <w:pPr>
-              <w:numPr>
-                <w:ilvl w:val="0"/>
-                <w:numId w:val="1000"/>
-              </w:numPr>
-              <w:pStyle w:val="Compact"/>
-              <w:jc w:val="center"/>
-            </w:pPr>
-            <w:r>
-              <w:t xml:space="preserve">1290</w:t>
-            </w:r>
-          </w:p>
-        </w:tc>
-        <w:tc>
-          <w:tcPr/>
-          <w:p>
-            <w:pPr>
-              <w:numPr>
-                <w:ilvl w:val="0"/>
-                <w:numId w:val="1000"/>
-              </w:numPr>
-              <w:pStyle w:val="Compact"/>
-              <w:jc w:val="center"/>
-            </w:pPr>
-            <w:r>
-              <w:t xml:space="preserve">99</w:t>
-            </w:r>
-          </w:p>
-        </w:tc>
-        <w:tc>
-          <w:tcPr/>
-          <w:p>
-            <w:pPr>
-              <w:numPr>
-                <w:ilvl w:val="0"/>
-                <w:numId w:val="1000"/>
-              </w:numPr>
+              <w:pStyle w:val="Compact"/>
+              <w:jc w:val="center"/>
+            </w:pPr>
+            <w:r>
+              <w:t xml:space="preserve">1457</w:t>
+            </w:r>
+          </w:p>
+        </w:tc>
+        <w:tc>
+          <w:tcPr/>
+          <w:p>
+            <w:pPr>
               <w:pStyle w:val="Compact"/>
               <w:jc w:val="center"/>
             </w:pPr>
@@ -1662,10 +1324,66 @@
           <w:tcPr/>
           <w:p>
             <w:pPr>
-              <w:numPr>
-                <w:ilvl w:val="0"/>
-                <w:numId w:val="1000"/>
-              </w:numPr>
+              <w:pStyle w:val="Compact"/>
+              <w:jc w:val="center"/>
+            </w:pPr>
+            <w:r>
+              <w:t xml:space="preserve">1350</w:t>
+            </w:r>
+          </w:p>
+        </w:tc>
+        <w:tc>
+          <w:tcPr/>
+          <w:p>
+            <w:pPr>
+              <w:pStyle w:val="Compact"/>
+              <w:jc w:val="center"/>
+            </w:pPr>
+            <w:r>
+              <w:t xml:space="preserve">0</w:t>
+            </w:r>
+          </w:p>
+        </w:tc>
+        <w:tc>
+          <w:tcPr/>
+          <w:p>
+            <w:pPr>
+              <w:pStyle w:val="Compact"/>
+              <w:jc w:val="center"/>
+            </w:pPr>
+            <w:r>
+              <w:t xml:space="preserve">1253</w:t>
+            </w:r>
+          </w:p>
+        </w:tc>
+        <w:tc>
+          <w:tcPr/>
+          <w:p>
+            <w:pPr>
+              <w:pStyle w:val="Compact"/>
+              <w:jc w:val="center"/>
+            </w:pPr>
+            <w:r>
+              <w:t xml:space="preserve">0</w:t>
+            </w:r>
+          </w:p>
+        </w:tc>
+        <w:tc>
+          <w:tcPr/>
+          <w:p>
+            <w:pPr>
+              <w:pStyle w:val="Compact"/>
+              <w:jc w:val="center"/>
+            </w:pPr>
+            <w:r>
+              <w:t xml:space="preserve">0</w:t>
+            </w:r>
+          </w:p>
+        </w:tc>
+        <w:tc>
+          <w:tcPr/>
+          <w:p>
+            <w:pPr>
               <w:pStyle w:val="Compact"/>
               <w:jc w:val="center"/>
             </w:pPr>
@@ -1680,10 +1398,6 @@
           <w:tcPr/>
           <w:p>
             <w:pPr>
-              <w:numPr>
-                <w:ilvl w:val="0"/>
-                <w:numId w:val="1000"/>
-              </w:numPr>
               <w:pStyle w:val="Compact"/>
               <w:jc w:val="center"/>
             </w:pPr>
@@ -1696,127 +1410,95 @@
           <w:tcPr/>
           <w:p>
             <w:pPr>
-              <w:numPr>
-                <w:ilvl w:val="0"/>
-                <w:numId w:val="1000"/>
-              </w:numPr>
-              <w:pStyle w:val="Compact"/>
-              <w:jc w:val="center"/>
-            </w:pPr>
-            <w:r>
-              <w:t xml:space="preserve">1202</w:t>
-            </w:r>
-          </w:p>
-        </w:tc>
-        <w:tc>
-          <w:tcPr/>
-          <w:p>
-            <w:pPr>
-              <w:numPr>
-                <w:ilvl w:val="0"/>
-                <w:numId w:val="1000"/>
-              </w:numPr>
-              <w:pStyle w:val="Compact"/>
-              <w:jc w:val="center"/>
-            </w:pPr>
-            <w:r>
-              <w:t xml:space="preserve">99</w:t>
-            </w:r>
-          </w:p>
-        </w:tc>
-        <w:tc>
-          <w:tcPr/>
-          <w:p>
-            <w:pPr>
-              <w:numPr>
-                <w:ilvl w:val="0"/>
-                <w:numId w:val="1000"/>
-              </w:numPr>
-              <w:pStyle w:val="Compact"/>
-              <w:jc w:val="center"/>
-            </w:pPr>
-            <w:r>
-              <w:t xml:space="preserve">682</w:t>
-            </w:r>
-          </w:p>
-        </w:tc>
-        <w:tc>
-          <w:tcPr/>
-          <w:p>
-            <w:pPr>
-              <w:numPr>
-                <w:ilvl w:val="0"/>
-                <w:numId w:val="1000"/>
-              </w:numPr>
-              <w:pStyle w:val="Compact"/>
-              <w:jc w:val="center"/>
-            </w:pPr>
-            <w:r>
-              <w:t xml:space="preserve">59</w:t>
-            </w:r>
-          </w:p>
-        </w:tc>
-        <w:tc>
-          <w:tcPr/>
-          <w:p>
-            <w:pPr>
-              <w:numPr>
-                <w:ilvl w:val="0"/>
-                <w:numId w:val="1000"/>
-              </w:numPr>
-              <w:pStyle w:val="Compact"/>
-              <w:jc w:val="center"/>
-            </w:pPr>
-            <w:r>
-              <w:t xml:space="preserve">417</w:t>
-            </w:r>
-          </w:p>
-        </w:tc>
-        <w:tc>
-          <w:tcPr/>
-          <w:p>
-            <w:pPr>
-              <w:numPr>
-                <w:ilvl w:val="0"/>
-                <w:numId w:val="1000"/>
-              </w:numPr>
-              <w:pStyle w:val="Compact"/>
-              <w:jc w:val="center"/>
-            </w:pPr>
-            <w:r>
-              <w:t xml:space="preserve">1</w:t>
-            </w:r>
-          </w:p>
-        </w:tc>
-        <w:tc>
-          <w:tcPr/>
-          <w:p>
-            <w:pPr>
-              <w:numPr>
-                <w:ilvl w:val="0"/>
-                <w:numId w:val="1000"/>
-              </w:numPr>
-              <w:pStyle w:val="Compact"/>
-              <w:jc w:val="center"/>
-            </w:pPr>
-            <w:r>
-              <w:t xml:space="preserve">187</w:t>
-            </w:r>
-          </w:p>
-        </w:tc>
-        <w:tc>
-          <w:tcPr/>
-          <w:p>
-            <w:pPr>
-              <w:numPr>
-                <w:ilvl w:val="0"/>
-                <w:numId w:val="1000"/>
-              </w:numPr>
-              <w:pStyle w:val="Compact"/>
-              <w:jc w:val="center"/>
-            </w:pPr>
-            <w:r>
-              <w:t xml:space="preserve">154</w:t>
+              <w:pStyle w:val="Compact"/>
+              <w:jc w:val="center"/>
+            </w:pPr>
+            <w:r>
+              <w:t xml:space="preserve">1121</w:t>
+            </w:r>
+          </w:p>
+        </w:tc>
+        <w:tc>
+          <w:tcPr/>
+          <w:p>
+            <w:pPr>
+              <w:pStyle w:val="Compact"/>
+              <w:jc w:val="center"/>
+            </w:pPr>
+            <w:r>
+              <w:t xml:space="preserve">0</w:t>
+            </w:r>
+          </w:p>
+        </w:tc>
+        <w:tc>
+          <w:tcPr/>
+          <w:p>
+            <w:pPr>
+              <w:pStyle w:val="Compact"/>
+              <w:jc w:val="center"/>
+            </w:pPr>
+            <w:r>
+              <w:t xml:space="preserve">581</w:t>
+            </w:r>
+          </w:p>
+        </w:tc>
+        <w:tc>
+          <w:tcPr/>
+          <w:p>
+            <w:pPr>
+              <w:pStyle w:val="Compact"/>
+              <w:jc w:val="center"/>
+            </w:pPr>
+            <w:r>
+              <w:t xml:space="preserve">0</w:t>
+            </w:r>
+          </w:p>
+        </w:tc>
+        <w:tc>
+          <w:tcPr/>
+          <w:p>
+            <w:pPr>
+              <w:pStyle w:val="Compact"/>
+              <w:jc w:val="center"/>
+            </w:pPr>
+            <w:r>
+              <w:t xml:space="preserve">347</w:t>
+            </w:r>
+          </w:p>
+        </w:tc>
+        <w:tc>
+          <w:tcPr/>
+          <w:p>
+            <w:pPr>
+              <w:pStyle w:val="Compact"/>
+              <w:jc w:val="center"/>
+            </w:pPr>
+            <w:r>
+              <w:t xml:space="preserve">0</w:t>
+            </w:r>
+          </w:p>
+        </w:tc>
+        <w:tc>
+          <w:tcPr/>
+          <w:p>
+            <w:pPr>
+              <w:pStyle w:val="Compact"/>
+              <w:jc w:val="center"/>
+            </w:pPr>
+            <w:r>
+              <w:t xml:space="preserve">222</w:t>
+            </w:r>
+          </w:p>
+        </w:tc>
+        <w:tc>
+          <w:tcPr/>
+          <w:p>
+            <w:pPr>
+              <w:pStyle w:val="Compact"/>
+              <w:jc w:val="center"/>
+            </w:pPr>
+            <w:r>
+              <w:t xml:space="preserve">175</w:t>
             </w:r>
           </w:p>
         </w:tc>
@@ -1826,10 +1508,6 @@
           <w:tcPr/>
           <w:p>
             <w:pPr>
-              <w:numPr>
-                <w:ilvl w:val="0"/>
-                <w:numId w:val="1000"/>
-              </w:numPr>
               <w:pStyle w:val="Compact"/>
               <w:jc w:val="center"/>
             </w:pPr>
@@ -1842,127 +1520,95 @@
           <w:tcPr/>
           <w:p>
             <w:pPr>
-              <w:numPr>
-                <w:ilvl w:val="0"/>
-                <w:numId w:val="1000"/>
-              </w:numPr>
-              <w:pStyle w:val="Compact"/>
-              <w:jc w:val="center"/>
-            </w:pPr>
-            <w:r>
-              <w:t xml:space="preserve">1352</w:t>
-            </w:r>
-          </w:p>
-        </w:tc>
-        <w:tc>
-          <w:tcPr/>
-          <w:p>
-            <w:pPr>
-              <w:numPr>
-                <w:ilvl w:val="0"/>
-                <w:numId w:val="1000"/>
-              </w:numPr>
-              <w:pStyle w:val="Compact"/>
-              <w:jc w:val="center"/>
-            </w:pPr>
-            <w:r>
-              <w:t xml:space="preserve">99</w:t>
-            </w:r>
-          </w:p>
-        </w:tc>
-        <w:tc>
-          <w:tcPr/>
-          <w:p>
-            <w:pPr>
-              <w:numPr>
-                <w:ilvl w:val="0"/>
-                <w:numId w:val="1000"/>
-              </w:numPr>
-              <w:pStyle w:val="Compact"/>
-              <w:jc w:val="center"/>
-            </w:pPr>
-            <w:r>
-              <w:t xml:space="preserve">1031</w:t>
-            </w:r>
-          </w:p>
-        </w:tc>
-        <w:tc>
-          <w:tcPr/>
-          <w:p>
-            <w:pPr>
-              <w:numPr>
-                <w:ilvl w:val="0"/>
-                <w:numId w:val="1000"/>
-              </w:numPr>
-              <w:pStyle w:val="Compact"/>
-              <w:jc w:val="center"/>
-            </w:pPr>
-            <w:r>
-              <w:t xml:space="preserve">95</w:t>
-            </w:r>
-          </w:p>
-        </w:tc>
-        <w:tc>
-          <w:tcPr/>
-          <w:p>
-            <w:pPr>
-              <w:numPr>
-                <w:ilvl w:val="0"/>
-                <w:numId w:val="1000"/>
-              </w:numPr>
-              <w:pStyle w:val="Compact"/>
-              <w:jc w:val="center"/>
-            </w:pPr>
-            <w:r>
-              <w:t xml:space="preserve">840</w:t>
-            </w:r>
-          </w:p>
-        </w:tc>
-        <w:tc>
-          <w:tcPr/>
-          <w:p>
-            <w:pPr>
-              <w:numPr>
-                <w:ilvl w:val="0"/>
-                <w:numId w:val="1000"/>
-              </w:numPr>
-              <w:pStyle w:val="Compact"/>
-              <w:jc w:val="center"/>
-            </w:pPr>
-            <w:r>
-              <w:t xml:space="preserve">82</w:t>
-            </w:r>
-          </w:p>
-        </w:tc>
-        <w:tc>
-          <w:tcPr/>
-          <w:p>
-            <w:pPr>
-              <w:numPr>
-                <w:ilvl w:val="0"/>
-                <w:numId w:val="1000"/>
-              </w:numPr>
-              <w:pStyle w:val="Compact"/>
-              <w:jc w:val="center"/>
-            </w:pPr>
-            <w:r>
-              <w:t xml:space="preserve">72</w:t>
-            </w:r>
-          </w:p>
-        </w:tc>
-        <w:tc>
-          <w:tcPr/>
-          <w:p>
-            <w:pPr>
-              <w:numPr>
-                <w:ilvl w:val="0"/>
-                <w:numId w:val="1000"/>
-              </w:numPr>
-              <w:pStyle w:val="Compact"/>
-              <w:jc w:val="center"/>
-            </w:pPr>
-            <w:r>
-              <w:t xml:space="preserve">72</w:t>
+              <w:pStyle w:val="Compact"/>
+              <w:jc w:val="center"/>
+            </w:pPr>
+            <w:r>
+              <w:t xml:space="preserve">1269</w:t>
+            </w:r>
+          </w:p>
+        </w:tc>
+        <w:tc>
+          <w:tcPr/>
+          <w:p>
+            <w:pPr>
+              <w:pStyle w:val="Compact"/>
+              <w:jc w:val="center"/>
+            </w:pPr>
+            <w:r>
+              <w:t xml:space="preserve">0</w:t>
+            </w:r>
+          </w:p>
+        </w:tc>
+        <w:tc>
+          <w:tcPr/>
+          <w:p>
+            <w:pPr>
+              <w:pStyle w:val="Compact"/>
+              <w:jc w:val="center"/>
+            </w:pPr>
+            <w:r>
+              <w:t xml:space="preserve">855</w:t>
+            </w:r>
+          </w:p>
+        </w:tc>
+        <w:tc>
+          <w:tcPr/>
+          <w:p>
+            <w:pPr>
+              <w:pStyle w:val="Compact"/>
+              <w:jc w:val="center"/>
+            </w:pPr>
+            <w:r>
+              <w:t xml:space="preserve">0</w:t>
+            </w:r>
+          </w:p>
+        </w:tc>
+        <w:tc>
+          <w:tcPr/>
+          <w:p>
+            <w:pPr>
+              <w:pStyle w:val="Compact"/>
+              <w:jc w:val="center"/>
+            </w:pPr>
+            <w:r>
+              <w:t xml:space="preserve">648</w:t>
+            </w:r>
+          </w:p>
+        </w:tc>
+        <w:tc>
+          <w:tcPr/>
+          <w:p>
+            <w:pPr>
+              <w:pStyle w:val="Compact"/>
+              <w:jc w:val="center"/>
+            </w:pPr>
+            <w:r>
+              <w:t xml:space="preserve">0</w:t>
+            </w:r>
+          </w:p>
+        </w:tc>
+        <w:tc>
+          <w:tcPr/>
+          <w:p>
+            <w:pPr>
+              <w:pStyle w:val="Compact"/>
+              <w:jc w:val="center"/>
+            </w:pPr>
+            <w:r>
+              <w:t xml:space="preserve">116</w:t>
+            </w:r>
+          </w:p>
+        </w:tc>
+        <w:tc>
+          <w:tcPr/>
+          <w:p>
+            <w:pPr>
+              <w:pStyle w:val="Compact"/>
+              <w:jc w:val="center"/>
+            </w:pPr>
+            <w:r>
+              <w:t xml:space="preserve">108</w:t>
             </w:r>
           </w:p>
         </w:tc>
@@ -1972,10 +1618,6 @@
           <w:tcPr/>
           <w:p>
             <w:pPr>
-              <w:numPr>
-                <w:ilvl w:val="0"/>
-                <w:numId w:val="1000"/>
-              </w:numPr>
               <w:pStyle w:val="Compact"/>
               <w:jc w:val="center"/>
             </w:pPr>
@@ -1988,127 +1630,95 @@
           <w:tcPr/>
           <w:p>
             <w:pPr>
-              <w:numPr>
-                <w:ilvl w:val="0"/>
-                <w:numId w:val="1000"/>
-              </w:numPr>
-              <w:pStyle w:val="Compact"/>
-              <w:jc w:val="center"/>
-            </w:pPr>
-            <w:r>
-              <w:t xml:space="preserve">1321</w:t>
-            </w:r>
-          </w:p>
-        </w:tc>
-        <w:tc>
-          <w:tcPr/>
-          <w:p>
-            <w:pPr>
-              <w:numPr>
-                <w:ilvl w:val="0"/>
-                <w:numId w:val="1000"/>
-              </w:numPr>
-              <w:pStyle w:val="Compact"/>
-              <w:jc w:val="center"/>
-            </w:pPr>
-            <w:r>
-              <w:t xml:space="preserve">99</w:t>
-            </w:r>
-          </w:p>
-        </w:tc>
-        <w:tc>
-          <w:tcPr/>
-          <w:p>
-            <w:pPr>
-              <w:numPr>
-                <w:ilvl w:val="0"/>
-                <w:numId w:val="1000"/>
-              </w:numPr>
-              <w:pStyle w:val="Compact"/>
-              <w:jc w:val="center"/>
-            </w:pPr>
-            <w:r>
-              <w:t xml:space="preserve">947</w:t>
-            </w:r>
-          </w:p>
-        </w:tc>
-        <w:tc>
-          <w:tcPr/>
-          <w:p>
-            <w:pPr>
-              <w:numPr>
-                <w:ilvl w:val="0"/>
-                <w:numId w:val="1000"/>
-              </w:numPr>
-              <w:pStyle w:val="Compact"/>
-              <w:jc w:val="center"/>
-            </w:pPr>
-            <w:r>
-              <w:t xml:space="preserve">92</w:t>
-            </w:r>
-          </w:p>
-        </w:tc>
-        <w:tc>
-          <w:tcPr/>
-          <w:p>
-            <w:pPr>
-              <w:numPr>
-                <w:ilvl w:val="0"/>
-                <w:numId w:val="1000"/>
-              </w:numPr>
-              <w:pStyle w:val="Compact"/>
-              <w:jc w:val="center"/>
-            </w:pPr>
-            <w:r>
-              <w:t xml:space="preserve">734</w:t>
-            </w:r>
-          </w:p>
-        </w:tc>
-        <w:tc>
-          <w:tcPr/>
-          <w:p>
-            <w:pPr>
-              <w:numPr>
-                <w:ilvl w:val="0"/>
-                <w:numId w:val="1000"/>
-              </w:numPr>
-              <w:pStyle w:val="Compact"/>
-              <w:jc w:val="center"/>
-            </w:pPr>
-            <w:r>
-              <w:t xml:space="preserve">67</w:t>
-            </w:r>
-          </w:p>
-        </w:tc>
-        <w:tc>
-          <w:tcPr/>
-          <w:p>
-            <w:pPr>
-              <w:numPr>
-                <w:ilvl w:val="0"/>
-                <w:numId w:val="1000"/>
-              </w:numPr>
-              <w:pStyle w:val="Compact"/>
-              <w:jc w:val="center"/>
-            </w:pPr>
-            <w:r>
-              <w:t xml:space="preserve">94</w:t>
-            </w:r>
-          </w:p>
-        </w:tc>
-        <w:tc>
-          <w:tcPr/>
-          <w:p>
-            <w:pPr>
-              <w:numPr>
-                <w:ilvl w:val="0"/>
-                <w:numId w:val="1000"/>
-              </w:numPr>
-              <w:pStyle w:val="Compact"/>
-              <w:jc w:val="center"/>
-            </w:pPr>
-            <w:r>
-              <w:t xml:space="preserve">91</w:t>
+              <w:pStyle w:val="Compact"/>
+              <w:jc w:val="center"/>
+            </w:pPr>
+            <w:r>
+              <w:t xml:space="preserve">1219</w:t>
+            </w:r>
+          </w:p>
+        </w:tc>
+        <w:tc>
+          <w:tcPr/>
+          <w:p>
+            <w:pPr>
+              <w:pStyle w:val="Compact"/>
+              <w:jc w:val="center"/>
+            </w:pPr>
+            <w:r>
+              <w:t xml:space="preserve">0</w:t>
+            </w:r>
+          </w:p>
+        </w:tc>
+        <w:tc>
+          <w:tcPr/>
+          <w:p>
+            <w:pPr>
+              <w:pStyle w:val="Compact"/>
+              <w:jc w:val="center"/>
+            </w:pPr>
+            <w:r>
+              <w:t xml:space="preserve">752</w:t>
+            </w:r>
+          </w:p>
+        </w:tc>
+        <w:tc>
+          <w:tcPr/>
+          <w:p>
+            <w:pPr>
+              <w:pStyle w:val="Compact"/>
+              <w:jc w:val="center"/>
+            </w:pPr>
+            <w:r>
+              <w:t xml:space="preserve">0</w:t>
+            </w:r>
+          </w:p>
+        </w:tc>
+        <w:tc>
+          <w:tcPr/>
+          <w:p>
+            <w:pPr>
+              <w:pStyle w:val="Compact"/>
+              <w:jc w:val="center"/>
+            </w:pPr>
+            <w:r>
+              <w:t xml:space="preserve">531</w:t>
+            </w:r>
+          </w:p>
+        </w:tc>
+        <w:tc>
+          <w:tcPr/>
+          <w:p>
+            <w:pPr>
+              <w:pStyle w:val="Compact"/>
+              <w:jc w:val="center"/>
+            </w:pPr>
+            <w:r>
+              <w:t xml:space="preserve">0</w:t>
+            </w:r>
+          </w:p>
+        </w:tc>
+        <w:tc>
+          <w:tcPr/>
+          <w:p>
+            <w:pPr>
+              <w:pStyle w:val="Compact"/>
+              <w:jc w:val="center"/>
+            </w:pPr>
+            <w:r>
+              <w:t xml:space="preserve">150</w:t>
+            </w:r>
+          </w:p>
+        </w:tc>
+        <w:tc>
+          <w:tcPr/>
+          <w:p>
+            <w:pPr>
+              <w:pStyle w:val="Compact"/>
+              <w:jc w:val="center"/>
+            </w:pPr>
+            <w:r>
+              <w:t xml:space="preserve">132</w:t>
             </w:r>
           </w:p>
         </w:tc>
@@ -2118,10 +1728,6 @@
           <w:tcPr/>
           <w:p>
             <w:pPr>
-              <w:numPr>
-                <w:ilvl w:val="0"/>
-                <w:numId w:val="1000"/>
-              </w:numPr>
               <w:pStyle w:val="Compact"/>
               <w:jc w:val="center"/>
             </w:pPr>
@@ -2134,127 +1740,95 @@
           <w:tcPr/>
           <w:p>
             <w:pPr>
-              <w:numPr>
-                <w:ilvl w:val="0"/>
-                <w:numId w:val="1000"/>
-              </w:numPr>
-              <w:pStyle w:val="Compact"/>
-              <w:jc w:val="center"/>
-            </w:pPr>
-            <w:r>
-              <w:t xml:space="preserve">1292</w:t>
-            </w:r>
-          </w:p>
-        </w:tc>
-        <w:tc>
-          <w:tcPr/>
-          <w:p>
-            <w:pPr>
-              <w:numPr>
-                <w:ilvl w:val="0"/>
-                <w:numId w:val="1000"/>
-              </w:numPr>
-              <w:pStyle w:val="Compact"/>
-              <w:jc w:val="center"/>
-            </w:pPr>
-            <w:r>
-              <w:t xml:space="preserve">99</w:t>
-            </w:r>
-          </w:p>
-        </w:tc>
-        <w:tc>
-          <w:tcPr/>
-          <w:p>
-            <w:pPr>
-              <w:numPr>
-                <w:ilvl w:val="0"/>
-                <w:numId w:val="1000"/>
-              </w:numPr>
-              <w:pStyle w:val="Compact"/>
-              <w:jc w:val="center"/>
-            </w:pPr>
-            <w:r>
-              <w:t xml:space="preserve">874</w:t>
-            </w:r>
-          </w:p>
-        </w:tc>
-        <w:tc>
-          <w:tcPr/>
-          <w:p>
-            <w:pPr>
-              <w:numPr>
-                <w:ilvl w:val="0"/>
-                <w:numId w:val="1000"/>
-              </w:numPr>
-              <w:pStyle w:val="Compact"/>
-              <w:jc w:val="center"/>
-            </w:pPr>
-            <w:r>
-              <w:t xml:space="preserve">86</w:t>
-            </w:r>
-          </w:p>
-        </w:tc>
-        <w:tc>
-          <w:tcPr/>
-          <w:p>
-            <w:pPr>
-              <w:numPr>
-                <w:ilvl w:val="0"/>
-                <w:numId w:val="1000"/>
-              </w:numPr>
-              <w:pStyle w:val="Compact"/>
-              <w:jc w:val="center"/>
-            </w:pPr>
-            <w:r>
-              <w:t xml:space="preserve">644</w:t>
-            </w:r>
-          </w:p>
-        </w:tc>
-        <w:tc>
-          <w:tcPr/>
-          <w:p>
-            <w:pPr>
-              <w:numPr>
-                <w:ilvl w:val="0"/>
-                <w:numId w:val="1000"/>
-              </w:numPr>
-              <w:pStyle w:val="Compact"/>
-              <w:jc w:val="center"/>
-            </w:pPr>
-            <w:r>
-              <w:t xml:space="preserve">49</w:t>
-            </w:r>
-          </w:p>
-        </w:tc>
-        <w:tc>
-          <w:tcPr/>
-          <w:p>
-            <w:pPr>
-              <w:numPr>
-                <w:ilvl w:val="0"/>
-                <w:numId w:val="1000"/>
-              </w:numPr>
-              <w:pStyle w:val="Compact"/>
-              <w:jc w:val="center"/>
-            </w:pPr>
-            <w:r>
-              <w:t xml:space="preserve">116</w:t>
-            </w:r>
-          </w:p>
-        </w:tc>
-        <w:tc>
-          <w:tcPr/>
-          <w:p>
-            <w:pPr>
-              <w:numPr>
-                <w:ilvl w:val="0"/>
-                <w:numId w:val="1000"/>
-              </w:numPr>
-              <w:pStyle w:val="Compact"/>
-              <w:jc w:val="center"/>
-            </w:pPr>
-            <w:r>
-              <w:t xml:space="preserve">108</w:t>
+              <w:pStyle w:val="Compact"/>
+              <w:jc w:val="center"/>
+            </w:pPr>
+            <w:r>
+              <w:t xml:space="preserve">1175</w:t>
+            </w:r>
+          </w:p>
+        </w:tc>
+        <w:tc>
+          <w:tcPr/>
+          <w:p>
+            <w:pPr>
+              <w:pStyle w:val="Compact"/>
+              <w:jc w:val="center"/>
+            </w:pPr>
+            <w:r>
+              <w:t xml:space="preserve">0</w:t>
+            </w:r>
+          </w:p>
+        </w:tc>
+        <w:tc>
+          <w:tcPr/>
+          <w:p>
+            <w:pPr>
+              <w:pStyle w:val="Compact"/>
+              <w:jc w:val="center"/>
+            </w:pPr>
+            <w:r>
+              <w:t xml:space="preserve">669</w:t>
+            </w:r>
+          </w:p>
+        </w:tc>
+        <w:tc>
+          <w:tcPr/>
+          <w:p>
+            <w:pPr>
+              <w:pStyle w:val="Compact"/>
+              <w:jc w:val="center"/>
+            </w:pPr>
+            <w:r>
+              <w:t xml:space="preserve">0</w:t>
+            </w:r>
+          </w:p>
+        </w:tc>
+        <w:tc>
+          <w:tcPr/>
+          <w:p>
+            <w:pPr>
+              <w:pStyle w:val="Compact"/>
+              <w:jc w:val="center"/>
+            </w:pPr>
+            <w:r>
+              <w:t xml:space="preserve">440</w:t>
+            </w:r>
+          </w:p>
+        </w:tc>
+        <w:tc>
+          <w:tcPr/>
+          <w:p>
+            <w:pPr>
+              <w:pStyle w:val="Compact"/>
+              <w:jc w:val="center"/>
+            </w:pPr>
+            <w:r>
+              <w:t xml:space="preserve">0</w:t>
+            </w:r>
+          </w:p>
+        </w:tc>
+        <w:tc>
+          <w:tcPr/>
+          <w:p>
+            <w:pPr>
+              <w:pStyle w:val="Compact"/>
+              <w:jc w:val="center"/>
+            </w:pPr>
+            <w:r>
+              <w:t xml:space="preserve">182</w:t>
+            </w:r>
+          </w:p>
+        </w:tc>
+        <w:tc>
+          <w:tcPr/>
+          <w:p>
+            <w:pPr>
+              <w:pStyle w:val="Compact"/>
+              <w:jc w:val="center"/>
+            </w:pPr>
+            <w:r>
+              <w:t xml:space="preserve">152</w:t>
             </w:r>
           </w:p>
         </w:tc>
@@ -2552,6 +2126,25 @@
       <w:jc w:val="center"/>
     </w:pPr>
   </w:style>
+  <w:style w:customStyle="1" w:styleId="AbstractTitle" w:type="paragraph">
+    <w:name w:val="Abstract Title"/>
+    <w:basedOn w:val="Normal"/>
+    <w:next w:val="Abstract"/>
+    <w:qFormat/>
+    <w:pPr>
+      <w:keepNext/>
+      <w:keepLines/>
+      <w:jc w:val="center"/>
+      <w:spacing w:after="0" w:before="300"/>
+    </w:pPr>
+    <w:rPr>
+      <w:sz w:val="20"/>
+      <w:szCs w:val="20"/>
+      <w:b/>
+      <w:color w:val="345A8A"/>
+      &gt;
+    </w:rPr>
+  </w:style>
   <w:style w:customStyle="1" w:styleId="Abstract" w:type="paragraph">
     <w:name w:val="Abstract"/>
     <w:basedOn w:val="Normal"/>
@@ -2560,7 +2153,7 @@
     <w:pPr>
       <w:keepNext/>
       <w:keepLines/>
-      <w:spacing w:after="300" w:before="300"/>
+      <w:spacing w:after="300" w:before="100"/>
     </w:pPr>
     <w:rPr>
       <w:sz w:val="20"/>
@@ -2972,7 +2565,7 @@
     <w:name w:val="ConstantTok"/>
     <w:basedOn w:val="VerbatimChar"/>
     <w:rPr>
-      <w:color w:val="000000"/>
+      <w:color w:val="8f5902"/>
       <w:shd w:val="clear" w:fill="f8f8f8"/>
     </w:rPr>
   </w:style>
@@ -2988,8 +2581,9 @@
     <w:name w:val="SpecialCharTok"/>
     <w:basedOn w:val="VerbatimChar"/>
     <w:rPr>
-      <w:color w:val="000000"/>
+      <w:color w:val="ce5c00"/>
       <w:shd w:val="clear" w:fill="f8f8f8"/>
+      <w:b/>
     </w:rPr>
   </w:style>
   <w:style w:type="character" w:customStyle="1" w:styleId="StringTok">
@@ -3074,8 +2668,9 @@
     <w:name w:val="FunctionTok"/>
     <w:basedOn w:val="VerbatimChar"/>
     <w:rPr>
-      <w:color w:val="000000"/>
+      <w:color w:val="204a87"/>
       <w:shd w:val="clear" w:fill="f8f8f8"/>
+      <w:b/>
     </w:rPr>
   </w:style>
   <w:style w:type="character" w:customStyle="1" w:styleId="VariableTok">
@@ -3131,7 +2726,7 @@
     <w:name w:val="AttributeTok"/>
     <w:basedOn w:val="VerbatimChar"/>
     <w:rPr>
-      <w:color w:val="c4a000"/>
+      <w:color w:val="204a87"/>
       <w:shd w:val="clear" w:fill="f8f8f8"/>
     </w:rPr>
   </w:style>

--- a/assessment/risk_tables/h2_modls_output.docx
+++ b/assessment/risk_tables/h2_modls_output.docx
@@ -536,7 +536,7 @@
               <w:jc w:val="center"/>
             </w:pPr>
             <w:r>
-              <w:t xml:space="preserve">100</w:t>
+              <w:t xml:space="preserve">99</w:t>
             </w:r>
           </w:p>
         </w:tc>
@@ -560,7 +560,7 @@
               <w:jc w:val="center"/>
             </w:pPr>
             <w:r>
-              <w:t xml:space="preserve">100</w:t>
+              <w:t xml:space="preserve">56</w:t>
             </w:r>
           </w:p>
         </w:tc>
@@ -584,7 +584,7 @@
               <w:jc w:val="center"/>
             </w:pPr>
             <w:r>
-              <w:t xml:space="preserve">100</w:t>
+              <w:t xml:space="preserve">44</w:t>
             </w:r>
           </w:p>
         </w:tc>
@@ -670,7 +670,7 @@
               <w:jc w:val="center"/>
             </w:pPr>
             <w:r>
-              <w:t xml:space="preserve">100</w:t>
+              <w:t xml:space="preserve">99</w:t>
             </w:r>
           </w:p>
         </w:tc>
@@ -694,7 +694,7 @@
               <w:jc w:val="center"/>
             </w:pPr>
             <w:r>
-              <w:t xml:space="preserve">100</w:t>
+              <w:t xml:space="preserve">97</w:t>
             </w:r>
           </w:p>
         </w:tc>
@@ -780,7 +780,7 @@
               <w:jc w:val="center"/>
             </w:pPr>
             <w:r>
-              <w:t xml:space="preserve">100</w:t>
+              <w:t xml:space="preserve">99</w:t>
             </w:r>
           </w:p>
         </w:tc>
@@ -804,7 +804,7 @@
               <w:jc w:val="center"/>
             </w:pPr>
             <w:r>
-              <w:t xml:space="preserve">100</w:t>
+              <w:t xml:space="preserve">95</w:t>
             </w:r>
           </w:p>
         </w:tc>
@@ -890,7 +890,7 @@
               <w:jc w:val="center"/>
             </w:pPr>
             <w:r>
-              <w:t xml:space="preserve">100</w:t>
+              <w:t xml:space="preserve">98</w:t>
             </w:r>
           </w:p>
         </w:tc>
@@ -914,7 +914,7 @@
               <w:jc w:val="center"/>
             </w:pPr>
             <w:r>
-              <w:t xml:space="preserve">100</w:t>
+              <w:t xml:space="preserve">93</w:t>
             </w:r>
           </w:p>
         </w:tc>
@@ -1316,7 +1316,7 @@
               <w:jc w:val="center"/>
             </w:pPr>
             <w:r>
-              <w:t xml:space="preserve">0</w:t>
+              <w:t xml:space="preserve">100</w:t>
             </w:r>
           </w:p>
         </w:tc>
@@ -1340,7 +1340,7 @@
               <w:jc w:val="center"/>
             </w:pPr>
             <w:r>
-              <w:t xml:space="preserve">0</w:t>
+              <w:t xml:space="preserve">100</w:t>
             </w:r>
           </w:p>
         </w:tc>
@@ -1364,7 +1364,7 @@
               <w:jc w:val="center"/>
             </w:pPr>
             <w:r>
-              <w:t xml:space="preserve">0</w:t>
+              <w:t xml:space="preserve">99</w:t>
             </w:r>
           </w:p>
         </w:tc>
@@ -1426,7 +1426,7 @@
               <w:jc w:val="center"/>
             </w:pPr>
             <w:r>
-              <w:t xml:space="preserve">0</w:t>
+              <w:t xml:space="preserve">99</w:t>
             </w:r>
           </w:p>
         </w:tc>
@@ -1450,7 +1450,7 @@
               <w:jc w:val="center"/>
             </w:pPr>
             <w:r>
-              <w:t xml:space="preserve">0</w:t>
+              <w:t xml:space="preserve">46</w:t>
             </w:r>
           </w:p>
         </w:tc>
@@ -1536,7 +1536,7 @@
               <w:jc w:val="center"/>
             </w:pPr>
             <w:r>
-              <w:t xml:space="preserve">0</w:t>
+              <w:t xml:space="preserve">99</w:t>
             </w:r>
           </w:p>
         </w:tc>
@@ -1560,7 +1560,7 @@
               <w:jc w:val="center"/>
             </w:pPr>
             <w:r>
-              <w:t xml:space="preserve">0</w:t>
+              <w:t xml:space="preserve">89</w:t>
             </w:r>
           </w:p>
         </w:tc>
@@ -1584,7 +1584,7 @@
               <w:jc w:val="center"/>
             </w:pPr>
             <w:r>
-              <w:t xml:space="preserve">0</w:t>
+              <w:t xml:space="preserve">61</w:t>
             </w:r>
           </w:p>
         </w:tc>
@@ -1646,7 +1646,7 @@
               <w:jc w:val="center"/>
             </w:pPr>
             <w:r>
-              <w:t xml:space="preserve">0</w:t>
+              <w:t xml:space="preserve">99</w:t>
             </w:r>
           </w:p>
         </w:tc>
@@ -1670,7 +1670,7 @@
               <w:jc w:val="center"/>
             </w:pPr>
             <w:r>
-              <w:t xml:space="preserve">0</w:t>
+              <w:t xml:space="preserve">79</w:t>
             </w:r>
           </w:p>
         </w:tc>
@@ -1694,7 +1694,7 @@
               <w:jc w:val="center"/>
             </w:pPr>
             <w:r>
-              <w:t xml:space="preserve">0</w:t>
+              <w:t xml:space="preserve">34</w:t>
             </w:r>
           </w:p>
         </w:tc>
@@ -1756,7 +1756,7 @@
               <w:jc w:val="center"/>
             </w:pPr>
             <w:r>
-              <w:t xml:space="preserve">0</w:t>
+              <w:t xml:space="preserve">99</w:t>
             </w:r>
           </w:p>
         </w:tc>
@@ -1780,7 +1780,7 @@
               <w:jc w:val="center"/>
             </w:pPr>
             <w:r>
-              <w:t xml:space="preserve">0</w:t>
+              <w:t xml:space="preserve">65</w:t>
             </w:r>
           </w:p>
         </w:tc>
@@ -1804,7 +1804,7 @@
               <w:jc w:val="center"/>
             </w:pPr>
             <w:r>
-              <w:t xml:space="preserve">0</w:t>
+              <w:t xml:space="preserve">14</w:t>
             </w:r>
           </w:p>
         </w:tc>
